--- a/surgical-instrument-trays/notes_by_part/10_Paediatric_Trays.docx
+++ b/surgical-instrument-trays/notes_by_part/10_Paediatric_Trays.docx
@@ -153,15 +153,15 @@
       </w:r>
     </w:p>
     <w:p>
-      <w:bookmarkStart w:id="1076" w:name="toc"/>
+      <w:bookmarkStart w:id="1086" w:name="toc"/>
       <w:pPr>
         <w:pStyle w:val="TOCHead"/>
-        <w:spacing w:before="120" w:after="40"/>
+        <w:spacing w:before="80" w:after="40"/>
       </w:pPr>
       <w:r>
         <w:t>Table of Contents</w:t>
       </w:r>
-      <w:bookmarkEnd w:id="1076"/>
+      <w:bookmarkEnd w:id="1086"/>
     </w:p>
     <w:p>
       <w:pPr>
@@ -175,37 +175,1069 @@
     <w:p>
       <w:pPr>
         <w:jc w:val="center"/>
-        <w:spacing w:before="0" w:after="200"/>
+        <w:spacing w:before="0" w:after="180"/>
       </w:pPr>
       <w:r>
         <w:rPr>
           <w:rFonts w:ascii="Calibri" w:hAnsi="Calibri"/>
           <w:i/>
-          <w:color w:val="555555"/>
-          <w:sz w:val="16"/>
+          <w:color w:val="444444"/>
+          <w:sz w:val="17"/>
         </w:rPr>
-        <w:t>To fill in the page numbers: click anywhere in the list below, press Ctrl+A then F9, and choose “Update entire table”.</w:t>
+        <w:t>Page numbers are live fields. To fill them in: press Ctrl+A then F9 (Windows) or Cmd+A then Fn+F9 (Mac). Word will also offer to update them when the file opens.</w:t>
+      </w:r>
+    </w:p>
+    <w:tbl>
+      <w:tblPr>
+        <w:tblW w:type="auto" w:w="0"/>
+        <w:jc w:val="center"/>
+        <w:tblLayout w:type="fixed"/>
+        <w:tblLook w:firstColumn="1" w:firstRow="1" w:lastColumn="0" w:lastRow="0" w:noHBand="0" w:noVBand="1" w:val="04A0"/>
+        <w:tblLayout w:type="fixed"/>
+        <w:tblBorders>
+          <w:top w:val="single" w:sz="12" w:space="0" w:color="000000"/>
+          <w:left w:val="single" w:sz="6" w:space="0" w:color="000000"/>
+          <w:bottom w:val="single" w:sz="12" w:space="0" w:color="000000"/>
+          <w:right w:val="single" w:sz="6" w:space="0" w:color="000000"/>
+          <w:insideH w:val="single" w:sz="4" w:space="0" w:color="BBBBBB"/>
+          <w:insideV w:val="single" w:sz="6" w:space="0" w:color="000000"/>
+        </w:tblBorders>
+      </w:tblPr>
+      <w:tblGrid>
+        <w:gridCol w:w="5400"/>
+        <w:gridCol w:w="5400"/>
+      </w:tblGrid>
+      <w:tr>
+        <w:trPr>
+          <w:tblHeader/>
+          <w:cantSplit/>
+        </w:trPr>
+        <w:tc>
+          <w:tcPr>
+            <w:tcW w:type="dxa" w:w="9666"/>
+            <w:shd w:val="clear" w:color="auto" w:fill="D9D9D9"/>
+            <w:tcMar>
+              <w:top w:w="60" w:type="dxa"/>
+              <w:start w:w="90" w:type="dxa"/>
+              <w:bottom w:w="60" w:type="dxa"/>
+              <w:end w:w="90" w:type="dxa"/>
+            </w:tcMar>
+            <w:tcBorders>
+              <w:bottom w:val="single" w:sz="12" w:space="0" w:color="000000"/>
+            </w:tcBorders>
+          </w:tcPr>
+          <w:p>
+            <w:pPr>
+              <w:pStyle w:val="TabHead"/>
+              <w:jc w:val="left"/>
+            </w:pPr>
+            <w:r>
+              <w:t>Tray / Chapter</w:t>
+            </w:r>
+          </w:p>
+        </w:tc>
+        <w:tc>
+          <w:tcPr>
+            <w:tcW w:type="dxa" w:w="1134"/>
+            <w:shd w:val="clear" w:color="auto" w:fill="D9D9D9"/>
+            <w:tcMar>
+              <w:top w:w="60" w:type="dxa"/>
+              <w:start w:w="90" w:type="dxa"/>
+              <w:bottom w:w="60" w:type="dxa"/>
+              <w:end w:w="90" w:type="dxa"/>
+            </w:tcMar>
+            <w:tcBorders>
+              <w:bottom w:val="single" w:sz="12" w:space="0" w:color="000000"/>
+            </w:tcBorders>
+          </w:tcPr>
+          <w:p>
+            <w:pPr>
+              <w:pStyle w:val="TabHead"/>
+              <w:jc w:val="center"/>
+            </w:pPr>
+            <w:r>
+              <w:t>Page</w:t>
+            </w:r>
+          </w:p>
+        </w:tc>
+      </w:tr>
+      <w:tr>
+        <w:trPr>
+          <w:cantSplit/>
+        </w:trPr>
+        <w:tc>
+          <w:tcPr>
+            <w:tcW w:type="dxa" w:w="9666"/>
+            <w:vAlign w:val="top"/>
+            <w:tcMar>
+              <w:top w:w="42" w:type="dxa"/>
+              <w:start w:w="90" w:type="dxa"/>
+              <w:bottom w:w="42" w:type="dxa"/>
+              <w:end w:w="90" w:type="dxa"/>
+            </w:tcMar>
+            <w:shd w:val="clear" w:color="auto" w:fill="E4E4E4"/>
+          </w:tcPr>
+          <w:p>
+            <w:pPr>
+              <w:pStyle w:val="TabCell"/>
+            </w:pPr>
+            <w:r>
+              <w:rPr>
+                <w:rFonts w:ascii="Calibri" w:hAnsi="Calibri"/>
+                <w:b/>
+                <w:sz w:val="18"/>
+                <w:spacing w:val="12"/>
+              </w:rPr>
+              <w:t>PAEDIATRIC TRAYS</w:t>
+            </w:r>
+          </w:p>
+        </w:tc>
+        <w:tc>
+          <w:tcPr>
+            <w:tcW w:type="dxa" w:w="1134"/>
+            <w:vAlign w:val="top"/>
+            <w:tcMar>
+              <w:top w:w="42" w:type="dxa"/>
+              <w:start w:w="90" w:type="dxa"/>
+              <w:bottom w:w="42" w:type="dxa"/>
+              <w:end w:w="90" w:type="dxa"/>
+            </w:tcMar>
+            <w:shd w:val="clear" w:color="auto" w:fill="E4E4E4"/>
+          </w:tcPr>
+          <w:p>
+            <w:pPr>
+              <w:pStyle w:val="TabCell"/>
+              <w:jc w:val="center"/>
+            </w:pPr>
+            <w:r>
+              <w:fldChar w:fldCharType="begin"/>
+            </w:r>
+            <w:r>
+              <w:instrText xml:space="preserve"> PAGEREF part_X \h </w:instrText>
+            </w:r>
+            <w:r>
+              <w:fldChar w:fldCharType="separate"/>
+            </w:r>
+            <w:r>
+              <w:rPr>
+                <w:rFonts w:ascii="Calibri" w:hAnsi="Calibri"/>
+                <w:b/>
+                <w:sz w:val="19"/>
+              </w:rPr>
+              <w:t>—</w:t>
+            </w:r>
+            <w:r>
+              <w:fldChar w:fldCharType="end"/>
+            </w:r>
+          </w:p>
+        </w:tc>
+      </w:tr>
+      <w:tr>
+        <w:trPr>
+          <w:cantSplit/>
+        </w:trPr>
+        <w:tc>
+          <w:tcPr>
+            <w:tcW w:type="dxa" w:w="9666"/>
+            <w:vAlign w:val="top"/>
+            <w:tcMar>
+              <w:top w:w="42" w:type="dxa"/>
+              <w:start w:w="90" w:type="dxa"/>
+              <w:bottom w:w="42" w:type="dxa"/>
+              <w:end w:w="90" w:type="dxa"/>
+            </w:tcMar>
+          </w:tcPr>
+          <w:p>
+            <w:pPr>
+              <w:pStyle w:val="TabCell"/>
+              <w:ind w:start="238"/>
+            </w:pPr>
+            <w:r>
+              <w:rPr>
+                <w:sz w:val="19"/>
+              </w:rPr>
+              <w:t>10.1   Paediatric Major Procedures Tray</w:t>
+            </w:r>
+          </w:p>
+        </w:tc>
+        <w:tc>
+          <w:tcPr>
+            <w:tcW w:type="dxa" w:w="1134"/>
+            <w:vAlign w:val="top"/>
+            <w:tcMar>
+              <w:top w:w="42" w:type="dxa"/>
+              <w:start w:w="90" w:type="dxa"/>
+              <w:bottom w:w="42" w:type="dxa"/>
+              <w:end w:w="90" w:type="dxa"/>
+            </w:tcMar>
+          </w:tcPr>
+          <w:p>
+            <w:pPr>
+              <w:pStyle w:val="TabCell"/>
+              <w:jc w:val="center"/>
+            </w:pPr>
+            <w:r>
+              <w:fldChar w:fldCharType="begin"/>
+            </w:r>
+            <w:r>
+              <w:instrText xml:space="preserve"> PAGEREF tray_10_1 \h </w:instrText>
+            </w:r>
+            <w:r>
+              <w:fldChar w:fldCharType="separate"/>
+            </w:r>
+            <w:r>
+              <w:rPr>
+                <w:rFonts w:ascii="Calibri" w:hAnsi="Calibri"/>
+                <w:sz w:val="19"/>
+              </w:rPr>
+              <w:t>—</w:t>
+            </w:r>
+            <w:r>
+              <w:fldChar w:fldCharType="end"/>
+            </w:r>
+          </w:p>
+        </w:tc>
+      </w:tr>
+      <w:tr>
+        <w:trPr>
+          <w:cantSplit/>
+        </w:trPr>
+        <w:tc>
+          <w:tcPr>
+            <w:tcW w:type="dxa" w:w="9666"/>
+            <w:vAlign w:val="top"/>
+            <w:tcMar>
+              <w:top w:w="42" w:type="dxa"/>
+              <w:start w:w="90" w:type="dxa"/>
+              <w:bottom w:w="42" w:type="dxa"/>
+              <w:end w:w="90" w:type="dxa"/>
+            </w:tcMar>
+          </w:tcPr>
+          <w:p>
+            <w:pPr>
+              <w:pStyle w:val="TabCell"/>
+              <w:ind w:start="238"/>
+            </w:pPr>
+            <w:r>
+              <w:rPr>
+                <w:sz w:val="19"/>
+              </w:rPr>
+              <w:t>10.2   Paediatric Minor Procedures Tray</w:t>
+            </w:r>
+          </w:p>
+        </w:tc>
+        <w:tc>
+          <w:tcPr>
+            <w:tcW w:type="dxa" w:w="1134"/>
+            <w:vAlign w:val="top"/>
+            <w:tcMar>
+              <w:top w:w="42" w:type="dxa"/>
+              <w:start w:w="90" w:type="dxa"/>
+              <w:bottom w:w="42" w:type="dxa"/>
+              <w:end w:w="90" w:type="dxa"/>
+            </w:tcMar>
+          </w:tcPr>
+          <w:p>
+            <w:pPr>
+              <w:pStyle w:val="TabCell"/>
+              <w:jc w:val="center"/>
+            </w:pPr>
+            <w:r>
+              <w:fldChar w:fldCharType="begin"/>
+            </w:r>
+            <w:r>
+              <w:instrText xml:space="preserve"> PAGEREF tray_10_2 \h </w:instrText>
+            </w:r>
+            <w:r>
+              <w:fldChar w:fldCharType="separate"/>
+            </w:r>
+            <w:r>
+              <w:rPr>
+                <w:rFonts w:ascii="Calibri" w:hAnsi="Calibri"/>
+                <w:sz w:val="19"/>
+              </w:rPr>
+              <w:t>—</w:t>
+            </w:r>
+            <w:r>
+              <w:fldChar w:fldCharType="end"/>
+            </w:r>
+          </w:p>
+        </w:tc>
+      </w:tr>
+      <w:tr>
+        <w:trPr>
+          <w:cantSplit/>
+        </w:trPr>
+        <w:tc>
+          <w:tcPr>
+            <w:tcW w:type="dxa" w:w="9666"/>
+            <w:vAlign w:val="top"/>
+            <w:tcMar>
+              <w:top w:w="42" w:type="dxa"/>
+              <w:start w:w="90" w:type="dxa"/>
+              <w:bottom w:w="42" w:type="dxa"/>
+              <w:end w:w="90" w:type="dxa"/>
+            </w:tcMar>
+          </w:tcPr>
+          <w:p>
+            <w:pPr>
+              <w:pStyle w:val="TabCell"/>
+              <w:ind w:start="238"/>
+            </w:pPr>
+            <w:r>
+              <w:rPr>
+                <w:sz w:val="19"/>
+              </w:rPr>
+              <w:t>10.3   Paediatric Gastrointestinal Procedures Tray</w:t>
+            </w:r>
+          </w:p>
+        </w:tc>
+        <w:tc>
+          <w:tcPr>
+            <w:tcW w:type="dxa" w:w="1134"/>
+            <w:vAlign w:val="top"/>
+            <w:tcMar>
+              <w:top w:w="42" w:type="dxa"/>
+              <w:start w:w="90" w:type="dxa"/>
+              <w:bottom w:w="42" w:type="dxa"/>
+              <w:end w:w="90" w:type="dxa"/>
+            </w:tcMar>
+          </w:tcPr>
+          <w:p>
+            <w:pPr>
+              <w:pStyle w:val="TabCell"/>
+              <w:jc w:val="center"/>
+            </w:pPr>
+            <w:r>
+              <w:fldChar w:fldCharType="begin"/>
+            </w:r>
+            <w:r>
+              <w:instrText xml:space="preserve"> PAGEREF tray_10_3 \h </w:instrText>
+            </w:r>
+            <w:r>
+              <w:fldChar w:fldCharType="separate"/>
+            </w:r>
+            <w:r>
+              <w:rPr>
+                <w:rFonts w:ascii="Calibri" w:hAnsi="Calibri"/>
+                <w:sz w:val="19"/>
+              </w:rPr>
+              <w:t>—</w:t>
+            </w:r>
+            <w:r>
+              <w:fldChar w:fldCharType="end"/>
+            </w:r>
+          </w:p>
+        </w:tc>
+      </w:tr>
+    </w:tbl>
+    <w:p>
+      <w:pPr>
+        <w:spacing w:before="0" w:after="120" w:line="240" w:lineRule="auto"/>
+      </w:pPr>
+    </w:p>
+    <w:p>
+      <w:r>
+        <w:br w:type="page"/>
       </w:r>
     </w:p>
     <w:p>
+      <w:bookmarkStart w:id="1087" w:name="how_to_read"/>
       <w:pPr>
-        <w:spacing w:before="0" w:after="0"/>
+        <w:pStyle w:val="TOCHead"/>
+        <w:spacing w:before="80" w:after="40"/>
       </w:pPr>
       <w:r>
-        <w:fldChar w:fldCharType="begin"/>
+        <w:t>How to Read These Notes</w:t>
+      </w:r>
+      <w:bookmarkEnd w:id="1087"/>
+    </w:p>
+    <w:p>
+      <w:pPr>
+        <w:jc w:val="center"/>
+        <w:spacing w:before="0" w:after="160" w:line="240" w:lineRule="auto"/>
+        <w:pBdr>
+          <w:bottom w:val="single" w:sz="18" w:space="1" w:color="000000"/>
+        </w:pBdr>
+      </w:pPr>
+    </w:p>
+    <w:p>
+      <w:pPr>
+        <w:pStyle w:val="TrayLead"/>
+        <w:spacing w:before="0" w:after="160"/>
+      </w:pPr>
+      <w:r>
+        <w:t xml:space="preserve">Every tray chapter is built to the same pattern, so you can find the same kind of information in the same place each time. Read the </w:t>
       </w:r>
       <w:r>
-        <w:instrText xml:space="preserve"> TOC \o "1-2" \h \z \u </w:instrText>
+        <w:rPr>
+          <w:i/>
+        </w:rPr>
+        <w:t>lead paragraph</w:t>
       </w:r>
       <w:r>
-        <w:fldChar w:fldCharType="separate"/>
+        <w:t xml:space="preserve"> and the </w:t>
       </w:r>
       <w:r>
-        <w:t>Right-click here and choose “Update Field”, or press Ctrl+A then F9, to build the Table of Contents with page numbers.</w:t>
+        <w:rPr>
+          <w:i/>
+        </w:rPr>
+        <w:t>figure</w:t>
       </w:r>
       <w:r>
-        <w:fldChar w:fldCharType="end"/>
+        <w:t xml:space="preserve"> first to fix the idea, then work through the contents table.</w:t>
       </w:r>
+    </w:p>
+    <w:tbl>
+      <w:tblPr>
+        <w:tblW w:type="auto" w:w="0"/>
+        <w:jc w:val="center"/>
+        <w:tblLayout w:type="fixed"/>
+        <w:tblLook w:firstColumn="1" w:firstRow="1" w:lastColumn="0" w:lastRow="0" w:noHBand="0" w:noVBand="1" w:val="04A0"/>
+        <w:tblLayout w:type="fixed"/>
+        <w:tblBorders>
+          <w:top w:val="single" w:sz="12" w:space="0" w:color="000000"/>
+          <w:bottom w:val="single" w:sz="12" w:space="0" w:color="000000"/>
+          <w:insideH w:val="single" w:sz="4" w:space="0" w:color="BBBBBB"/>
+        </w:tblBorders>
+      </w:tblPr>
+      <w:tblGrid>
+        <w:gridCol w:w="5400"/>
+        <w:gridCol w:w="5400"/>
+      </w:tblGrid>
+      <w:tr>
+        <w:tc>
+          <w:tcPr>
+            <w:tcW w:type="dxa" w:w="2835"/>
+            <w:vAlign w:val="top"/>
+            <w:tcMar>
+              <w:top w:w="70" w:type="dxa"/>
+              <w:start w:w="0" w:type="dxa"/>
+              <w:bottom w:w="70" w:type="dxa"/>
+              <w:end w:w="110" w:type="dxa"/>
+            </w:tcMar>
+          </w:tcPr>
+          <w:p>
+            <w:pPr>
+              <w:pStyle w:val="TabHead"/>
+            </w:pPr>
+            <w:r>
+              <w:rPr>
+                <w:sz w:val="19"/>
+              </w:rPr>
+              <w:t>Lead paragraph</w:t>
+            </w:r>
+          </w:p>
+        </w:tc>
+        <w:tc>
+          <w:tcPr>
+            <w:tcW w:type="dxa" w:w="7965"/>
+            <w:vAlign w:val="top"/>
+            <w:tcMar>
+              <w:top w:w="70" w:type="dxa"/>
+              <w:start w:w="0" w:type="dxa"/>
+              <w:bottom w:w="70" w:type="dxa"/>
+              <w:end w:w="110" w:type="dxa"/>
+            </w:tcMar>
+          </w:tcPr>
+          <w:p>
+            <w:pPr>
+              <w:pStyle w:val="TabCell"/>
+            </w:pPr>
+            <w:r>
+              <w:rPr>
+                <w:sz w:val="19"/>
+              </w:rPr>
+              <w:t>What the tray is for and the single idea that shapes it. If you remember nothing else from a chapter, remember this.</w:t>
+            </w:r>
+          </w:p>
+        </w:tc>
+      </w:tr>
+      <w:tr>
+        <w:tc>
+          <w:tcPr>
+            <w:tcW w:type="dxa" w:w="2835"/>
+            <w:vAlign w:val="top"/>
+            <w:tcMar>
+              <w:top w:w="70" w:type="dxa"/>
+              <w:start w:w="0" w:type="dxa"/>
+              <w:bottom w:w="70" w:type="dxa"/>
+              <w:end w:w="110" w:type="dxa"/>
+            </w:tcMar>
+          </w:tcPr>
+          <w:p>
+            <w:pPr>
+              <w:pStyle w:val="TabHead"/>
+            </w:pPr>
+            <w:r>
+              <w:rPr>
+                <w:sz w:val="19"/>
+              </w:rPr>
+              <w:t>Used for / includes</w:t>
+            </w:r>
+          </w:p>
+        </w:tc>
+        <w:tc>
+          <w:tcPr>
+            <w:tcW w:type="dxa" w:w="7965"/>
+            <w:vAlign w:val="top"/>
+            <w:tcMar>
+              <w:top w:w="70" w:type="dxa"/>
+              <w:start w:w="0" w:type="dxa"/>
+              <w:bottom w:w="70" w:type="dxa"/>
+              <w:end w:w="110" w:type="dxa"/>
+            </w:tcMar>
+          </w:tcPr>
+          <w:p>
+            <w:pPr>
+              <w:pStyle w:val="TabCell"/>
+            </w:pPr>
+            <w:r>
+              <w:rPr>
+                <w:sz w:val="19"/>
+              </w:rPr>
+              <w:t>The procedures the tray serves — useful for 'name three indications' questions.</w:t>
+            </w:r>
+          </w:p>
+        </w:tc>
+      </w:tr>
+      <w:tr>
+        <w:tc>
+          <w:tcPr>
+            <w:tcW w:type="dxa" w:w="2835"/>
+            <w:vAlign w:val="top"/>
+            <w:tcMar>
+              <w:top w:w="70" w:type="dxa"/>
+              <w:start w:w="0" w:type="dxa"/>
+              <w:bottom w:w="70" w:type="dxa"/>
+              <w:end w:w="110" w:type="dxa"/>
+            </w:tcMar>
+          </w:tcPr>
+          <w:p>
+            <w:pPr>
+              <w:pStyle w:val="TabHead"/>
+            </w:pPr>
+            <w:r>
+              <w:rPr>
+                <w:sz w:val="19"/>
+              </w:rPr>
+              <w:t>Figure</w:t>
+            </w:r>
+          </w:p>
+        </w:tc>
+        <w:tc>
+          <w:tcPr>
+            <w:tcW w:type="dxa" w:w="7965"/>
+            <w:vAlign w:val="top"/>
+            <w:tcMar>
+              <w:top w:w="70" w:type="dxa"/>
+              <w:start w:w="0" w:type="dxa"/>
+              <w:bottom w:w="70" w:type="dxa"/>
+              <w:end w:w="110" w:type="dxa"/>
+            </w:tcMar>
+          </w:tcPr>
+          <w:p>
+            <w:pPr>
+              <w:pStyle w:val="TabCell"/>
+            </w:pPr>
+            <w:r>
+              <w:rPr>
+                <w:sz w:val="19"/>
+              </w:rPr>
+              <w:t xml:space="preserve">An original line diagram of the tray's </w:t>
+            </w:r>
+            <w:r>
+              <w:rPr>
+                <w:b/>
+                <w:sz w:val="19"/>
+              </w:rPr>
+              <w:t>signature instruments</w:t>
+            </w:r>
+            <w:r>
+              <w:rPr>
+                <w:sz w:val="19"/>
+              </w:rPr>
+              <w:t xml:space="preserve"> — the items that identify it. Diagrams are schematic: they show the identifying feature (jaw pattern, bevel direction, footplate, curve) rather than a photographic likeness.</w:t>
+            </w:r>
+          </w:p>
+        </w:tc>
+      </w:tr>
+      <w:tr>
+        <w:tc>
+          <w:tcPr>
+            <w:tcW w:type="dxa" w:w="2835"/>
+            <w:vAlign w:val="top"/>
+            <w:tcMar>
+              <w:top w:w="70" w:type="dxa"/>
+              <w:start w:w="0" w:type="dxa"/>
+              <w:bottom w:w="70" w:type="dxa"/>
+              <w:end w:w="110" w:type="dxa"/>
+            </w:tcMar>
+          </w:tcPr>
+          <w:p>
+            <w:pPr>
+              <w:pStyle w:val="TabHead"/>
+            </w:pPr>
+            <w:r>
+              <w:rPr>
+                <w:sz w:val="19"/>
+              </w:rPr>
+              <w:t>Callout box</w:t>
+            </w:r>
+          </w:p>
+        </w:tc>
+        <w:tc>
+          <w:tcPr>
+            <w:tcW w:type="dxa" w:w="7965"/>
+            <w:vAlign w:val="top"/>
+            <w:tcMar>
+              <w:top w:w="70" w:type="dxa"/>
+              <w:start w:w="0" w:type="dxa"/>
+              <w:bottom w:w="70" w:type="dxa"/>
+              <w:end w:w="110" w:type="dxa"/>
+            </w:tcMar>
+          </w:tcPr>
+          <w:p>
+            <w:pPr>
+              <w:pStyle w:val="TabCell"/>
+            </w:pPr>
+            <w:r>
+              <w:rPr>
+                <w:sz w:val="19"/>
+              </w:rPr>
+              <w:t>The one concept, distinction or safety rule that examiners return to for that tray.</w:t>
+            </w:r>
+          </w:p>
+        </w:tc>
+      </w:tr>
+      <w:tr>
+        <w:tc>
+          <w:tcPr>
+            <w:tcW w:type="dxa" w:w="2835"/>
+            <w:vAlign w:val="top"/>
+            <w:tcMar>
+              <w:top w:w="70" w:type="dxa"/>
+              <w:start w:w="0" w:type="dxa"/>
+              <w:bottom w:w="70" w:type="dxa"/>
+              <w:end w:w="110" w:type="dxa"/>
+            </w:tcMar>
+          </w:tcPr>
+          <w:p>
+            <w:pPr>
+              <w:pStyle w:val="TabHead"/>
+            </w:pPr>
+            <w:r>
+              <w:rPr>
+                <w:sz w:val="19"/>
+              </w:rPr>
+              <w:t>Contents of the tray</w:t>
+            </w:r>
+          </w:p>
+        </w:tc>
+        <w:tc>
+          <w:tcPr>
+            <w:tcW w:type="dxa" w:w="7965"/>
+            <w:vAlign w:val="top"/>
+            <w:tcMar>
+              <w:top w:w="70" w:type="dxa"/>
+              <w:start w:w="0" w:type="dxa"/>
+              <w:bottom w:w="70" w:type="dxa"/>
+              <w:end w:w="110" w:type="dxa"/>
+            </w:tcMar>
+          </w:tcPr>
+          <w:p>
+            <w:pPr>
+              <w:pStyle w:val="TabCell"/>
+            </w:pPr>
+            <w:r>
+              <w:rPr>
+                <w:sz w:val="19"/>
+              </w:rPr>
+              <w:t xml:space="preserve">The full instrument list, grouped by </w:t>
+            </w:r>
+            <w:r>
+              <w:rPr>
+                <w:b/>
+                <w:sz w:val="19"/>
+              </w:rPr>
+              <w:t>function</w:t>
+            </w:r>
+            <w:r>
+              <w:rPr>
+                <w:sz w:val="19"/>
+              </w:rPr>
+              <w:t xml:space="preserve"> — cutting, grasping, clamping, retracting, suturing, suctioning — with quantities and the reason each item is present. Answer 'enumerate the contents' questions using these groups as headings.</w:t>
+            </w:r>
+          </w:p>
+        </w:tc>
+      </w:tr>
+      <w:tr>
+        <w:tc>
+          <w:tcPr>
+            <w:tcW w:type="dxa" w:w="2835"/>
+            <w:vAlign w:val="top"/>
+            <w:tcMar>
+              <w:top w:w="70" w:type="dxa"/>
+              <w:start w:w="0" w:type="dxa"/>
+              <w:bottom w:w="70" w:type="dxa"/>
+              <w:end w:w="110" w:type="dxa"/>
+            </w:tcMar>
+          </w:tcPr>
+          <w:p>
+            <w:pPr>
+              <w:pStyle w:val="TabHead"/>
+            </w:pPr>
+            <w:r>
+              <w:rPr>
+                <w:sz w:val="19"/>
+              </w:rPr>
+              <w:t>Additional supplies</w:t>
+            </w:r>
+          </w:p>
+        </w:tc>
+        <w:tc>
+          <w:tcPr>
+            <w:tcW w:type="dxa" w:w="7965"/>
+            <w:vAlign w:val="top"/>
+            <w:tcMar>
+              <w:top w:w="70" w:type="dxa"/>
+              <w:start w:w="0" w:type="dxa"/>
+              <w:bottom w:w="70" w:type="dxa"/>
+              <w:end w:w="110" w:type="dxa"/>
+            </w:tcMar>
+          </w:tcPr>
+          <w:p>
+            <w:pPr>
+              <w:pStyle w:val="TabCell"/>
+            </w:pPr>
+            <w:r>
+              <w:rPr>
+                <w:sz w:val="19"/>
+              </w:rPr>
+              <w:t>Position, draping, structures at risk and procedure-specific notes.</w:t>
+            </w:r>
+          </w:p>
+        </w:tc>
+      </w:tr>
+      <w:tr>
+        <w:tc>
+          <w:tcPr>
+            <w:tcW w:type="dxa" w:w="2835"/>
+            <w:vAlign w:val="top"/>
+            <w:tcMar>
+              <w:top w:w="70" w:type="dxa"/>
+              <w:start w:w="0" w:type="dxa"/>
+              <w:bottom w:w="70" w:type="dxa"/>
+              <w:end w:w="110" w:type="dxa"/>
+            </w:tcMar>
+          </w:tcPr>
+          <w:p>
+            <w:pPr>
+              <w:pStyle w:val="TabHead"/>
+            </w:pPr>
+            <w:r>
+              <w:rPr>
+                <w:sz w:val="19"/>
+              </w:rPr>
+              <w:t>Comparison table</w:t>
+            </w:r>
+          </w:p>
+        </w:tc>
+        <w:tc>
+          <w:tcPr>
+            <w:tcW w:type="dxa" w:w="7965"/>
+            <w:vAlign w:val="top"/>
+            <w:tcMar>
+              <w:top w:w="70" w:type="dxa"/>
+              <w:start w:w="0" w:type="dxa"/>
+              <w:bottom w:w="70" w:type="dxa"/>
+              <w:end w:w="110" w:type="dxa"/>
+            </w:tcMar>
+          </w:tcPr>
+          <w:p>
+            <w:pPr>
+              <w:pStyle w:val="TabCell"/>
+            </w:pPr>
+            <w:r>
+              <w:rPr>
+                <w:sz w:val="19"/>
+              </w:rPr>
+              <w:t>Where two trays or two instruments are easily confused, they are set side by side.</w:t>
+            </w:r>
+          </w:p>
+        </w:tc>
+      </w:tr>
+      <w:tr>
+        <w:tc>
+          <w:tcPr>
+            <w:tcW w:type="dxa" w:w="2835"/>
+            <w:vAlign w:val="top"/>
+            <w:tcMar>
+              <w:top w:w="70" w:type="dxa"/>
+              <w:start w:w="0" w:type="dxa"/>
+              <w:bottom w:w="70" w:type="dxa"/>
+              <w:end w:w="110" w:type="dxa"/>
+            </w:tcMar>
+          </w:tcPr>
+          <w:p>
+            <w:pPr>
+              <w:pStyle w:val="TabHead"/>
+            </w:pPr>
+            <w:r>
+              <w:rPr>
+                <w:sz w:val="19"/>
+              </w:rPr>
+              <w:t>Examination pointers</w:t>
+            </w:r>
+          </w:p>
+        </w:tc>
+        <w:tc>
+          <w:tcPr>
+            <w:tcW w:type="dxa" w:w="7965"/>
+            <w:vAlign w:val="top"/>
+            <w:tcMar>
+              <w:top w:w="70" w:type="dxa"/>
+              <w:start w:w="0" w:type="dxa"/>
+              <w:bottom w:w="70" w:type="dxa"/>
+              <w:end w:w="110" w:type="dxa"/>
+            </w:tcMar>
+          </w:tcPr>
+          <w:p>
+            <w:pPr>
+              <w:pStyle w:val="TabCell"/>
+            </w:pPr>
+            <w:r>
+              <w:rPr>
+                <w:sz w:val="19"/>
+              </w:rPr>
+              <w:t>The specific facts most often awarded marks — learn these last, as revision.</w:t>
+            </w:r>
+          </w:p>
+        </w:tc>
+      </w:tr>
+      <w:tr>
+        <w:tc>
+          <w:tcPr>
+            <w:tcW w:type="dxa" w:w="2835"/>
+            <w:vAlign w:val="top"/>
+            <w:tcMar>
+              <w:top w:w="70" w:type="dxa"/>
+              <w:start w:w="0" w:type="dxa"/>
+              <w:bottom w:w="70" w:type="dxa"/>
+              <w:end w:w="110" w:type="dxa"/>
+            </w:tcMar>
+          </w:tcPr>
+          <w:p>
+            <w:pPr>
+              <w:pStyle w:val="TabHead"/>
+            </w:pPr>
+            <w:r>
+              <w:rPr>
+                <w:sz w:val="19"/>
+              </w:rPr>
+              <w:t>Common mistakes</w:t>
+            </w:r>
+          </w:p>
+        </w:tc>
+        <w:tc>
+          <w:tcPr>
+            <w:tcW w:type="dxa" w:w="7965"/>
+            <w:vAlign w:val="top"/>
+            <w:tcMar>
+              <w:top w:w="70" w:type="dxa"/>
+              <w:start w:w="0" w:type="dxa"/>
+              <w:bottom w:w="70" w:type="dxa"/>
+              <w:end w:w="110" w:type="dxa"/>
+            </w:tcMar>
+          </w:tcPr>
+          <w:p>
+            <w:pPr>
+              <w:pStyle w:val="TabCell"/>
+            </w:pPr>
+            <w:r>
+              <w:rPr>
+                <w:sz w:val="19"/>
+              </w:rPr>
+              <w:t>Errors that lose marks, marked with ✗.</w:t>
+            </w:r>
+          </w:p>
+        </w:tc>
+      </w:tr>
+      <w:tr>
+        <w:tc>
+          <w:tcPr>
+            <w:tcW w:type="dxa" w:w="2835"/>
+            <w:vAlign w:val="top"/>
+            <w:tcMar>
+              <w:top w:w="70" w:type="dxa"/>
+              <w:start w:w="0" w:type="dxa"/>
+              <w:bottom w:w="70" w:type="dxa"/>
+              <w:end w:w="110" w:type="dxa"/>
+            </w:tcMar>
+          </w:tcPr>
+          <w:p>
+            <w:pPr>
+              <w:pStyle w:val="TabHead"/>
+            </w:pPr>
+            <w:r>
+              <w:rPr>
+                <w:sz w:val="19"/>
+              </w:rPr>
+              <w:t>Likely examination questions</w:t>
+            </w:r>
+          </w:p>
+        </w:tc>
+        <w:tc>
+          <w:tcPr>
+            <w:tcW w:type="dxa" w:w="7965"/>
+            <w:vAlign w:val="top"/>
+            <w:tcMar>
+              <w:top w:w="70" w:type="dxa"/>
+              <w:start w:w="0" w:type="dxa"/>
+              <w:bottom w:w="70" w:type="dxa"/>
+              <w:end w:w="110" w:type="dxa"/>
+            </w:tcMar>
+          </w:tcPr>
+          <w:p>
+            <w:pPr>
+              <w:pStyle w:val="TabCell"/>
+            </w:pPr>
+            <w:r>
+              <w:rPr>
+                <w:sz w:val="19"/>
+              </w:rPr>
+              <w:t>Questions with model answers written at the length an examiner expects.</w:t>
+            </w:r>
+          </w:p>
+        </w:tc>
+      </w:tr>
+      <w:tr>
+        <w:tc>
+          <w:tcPr>
+            <w:tcW w:type="dxa" w:w="2835"/>
+            <w:vAlign w:val="top"/>
+            <w:tcMar>
+              <w:top w:w="70" w:type="dxa"/>
+              <w:start w:w="0" w:type="dxa"/>
+              <w:bottom w:w="70" w:type="dxa"/>
+              <w:end w:w="110" w:type="dxa"/>
+            </w:tcMar>
+          </w:tcPr>
+          <w:p>
+            <w:pPr>
+              <w:pStyle w:val="TabHead"/>
+            </w:pPr>
+            <w:r>
+              <w:rPr>
+                <w:sz w:val="19"/>
+              </w:rPr>
+              <w:t>A note on quantities</w:t>
+            </w:r>
+          </w:p>
+        </w:tc>
+        <w:tc>
+          <w:tcPr>
+            <w:tcW w:type="dxa" w:w="7965"/>
+            <w:vAlign w:val="top"/>
+            <w:tcMar>
+              <w:top w:w="70" w:type="dxa"/>
+              <w:start w:w="0" w:type="dxa"/>
+              <w:bottom w:w="70" w:type="dxa"/>
+              <w:end w:w="110" w:type="dxa"/>
+            </w:tcMar>
+          </w:tcPr>
+          <w:p>
+            <w:pPr>
+              <w:pStyle w:val="TabCell"/>
+            </w:pPr>
+            <w:r>
+              <w:rPr>
+                <w:sz w:val="19"/>
+              </w:rPr>
+              <w:t xml:space="preserve">Instrument </w:t>
+            </w:r>
+            <w:r>
+              <w:rPr>
+                <w:b/>
+                <w:sz w:val="19"/>
+              </w:rPr>
+              <w:t>names, functions and groupings</w:t>
+            </w:r>
+            <w:r>
+              <w:rPr>
+                <w:sz w:val="19"/>
+              </w:rPr>
+              <w:t xml:space="preserve"> are standard. The </w:t>
+            </w:r>
+            <w:r>
+              <w:rPr>
+                <w:b/>
+                <w:sz w:val="19"/>
+              </w:rPr>
+              <w:t>numbers</w:t>
+            </w:r>
+            <w:r>
+              <w:rPr>
+                <w:sz w:val="19"/>
+              </w:rPr>
+              <w:t xml:space="preserve"> ("6 Allis clamps") vary between institutions — please cross-check them against your prescribed textbook.</w:t>
+            </w:r>
+          </w:p>
+        </w:tc>
+      </w:tr>
+      <w:tr>
+        <w:tc>
+          <w:tcPr>
+            <w:tcW w:type="dxa" w:w="2835"/>
+            <w:vAlign w:val="top"/>
+            <w:tcMar>
+              <w:top w:w="70" w:type="dxa"/>
+              <w:start w:w="0" w:type="dxa"/>
+              <w:bottom w:w="70" w:type="dxa"/>
+              <w:end w:w="110" w:type="dxa"/>
+            </w:tcMar>
+          </w:tcPr>
+          <w:p>
+            <w:pPr>
+              <w:pStyle w:val="TabHead"/>
+            </w:pPr>
+            <w:r>
+              <w:rPr>
+                <w:sz w:val="19"/>
+              </w:rPr>
+              <w:t>Printing</w:t>
+            </w:r>
+          </w:p>
+        </w:tc>
+        <w:tc>
+          <w:tcPr>
+            <w:tcW w:type="dxa" w:w="7965"/>
+            <w:vAlign w:val="top"/>
+            <w:tcMar>
+              <w:top w:w="70" w:type="dxa"/>
+              <w:start w:w="0" w:type="dxa"/>
+              <w:bottom w:w="70" w:type="dxa"/>
+              <w:end w:w="110" w:type="dxa"/>
+            </w:tcMar>
+          </w:tcPr>
+          <w:p>
+            <w:pPr>
+              <w:pStyle w:val="TabCell"/>
+            </w:pPr>
+            <w:r>
+              <w:rPr>
+                <w:sz w:val="19"/>
+              </w:rPr>
+              <w:t>Legal paper (8.5 × 14 in), 1.27 cm margins, monochrome throughout. No information depends on colour, so a black-and-white printer loses nothing.</w:t>
+            </w:r>
+          </w:p>
+        </w:tc>
+      </w:tr>
+    </w:tbl>
+    <w:p>
+      <w:pPr>
+        <w:spacing w:before="0" w:after="120" w:line="240" w:lineRule="auto"/>
+      </w:pPr>
     </w:p>
     <w:p>
       <w:r>
@@ -262,7 +1294,7 @@
             </w:r>
           </w:p>
           <w:p>
-            <w:bookmarkStart w:id="1077" w:name="part_X"/>
+            <w:bookmarkStart w:id="1088" w:name="part_X"/>
             <w:pPr>
               <w:pStyle w:val="Heading1"/>
               <w:jc w:val="left"/>
@@ -277,7 +1309,7 @@
               </w:rPr>
               <w:t>Paediatric Trays</w:t>
             </w:r>
-            <w:bookmarkEnd w:id="1077"/>
+            <w:bookmarkEnd w:id="1088"/>
           </w:p>
           <w:p>
             <w:pPr>
@@ -365,12 +1397,7 @@
       </w:r>
     </w:p>
     <w:p>
-      <w:r>
-        <w:br w:type="page"/>
-      </w:r>
-    </w:p>
-    <w:p>
-      <w:bookmarkStart w:id="1078" w:name="tray_10_1"/>
+      <w:bookmarkStart w:id="1089" w:name="tray_10_1"/>
       <w:pPr>
         <w:pStyle w:val="Heading2"/>
         <w:spacing w:before="320" w:after="40"/>
@@ -397,7 +1424,7 @@
         </w:rPr>
         <w:t>Paediatric Major Procedures Tray</w:t>
       </w:r>
-      <w:bookmarkEnd w:id="1078"/>
+      <w:bookmarkEnd w:id="1089"/>
     </w:p>
     <w:p>
       <w:pPr>
@@ -700,144 +1727,149 @@
               <w:t>Fig 10.1 — Adult range, paediatric scale</w:t>
             </w:r>
           </w:p>
-          <w:tbl>
-            <w:tblPr>
-              <w:tblW w:type="auto" w:w="0"/>
-              <w:tblLayout w:type="fixed"/>
-              <w:tblLook w:firstColumn="1" w:firstRow="1" w:lastColumn="0" w:lastRow="0" w:noHBand="0" w:noVBand="1" w:val="04A0"/>
-              <w:tblBorders>
-                <w:top w:val="single" w:sz="6" w:space="0" w:color="000000"/>
-                <w:left w:val="single" w:sz="20" w:space="0" w:color="000000"/>
-                <w:bottom w:val="single" w:sz="6" w:space="0" w:color="000000"/>
-                <w:right w:val="single" w:sz="6" w:space="0" w:color="000000"/>
-              </w:tblBorders>
-            </w:tblPr>
-            <w:tblGrid>
-              <w:gridCol w:w="3685"/>
-            </w:tblGrid>
-            <w:tr>
-              <w:tc>
-                <w:tcPr>
-                  <w:tcW w:type="dxa" w:w="3685"/>
-                  <w:shd w:val="clear" w:color="auto" w:fill="F0F0F0"/>
-                  <w:tcMar>
-                    <w:top w:w="90" w:type="dxa"/>
-                    <w:start w:w="120" w:type="dxa"/>
-                    <w:bottom w:w="90" w:type="dxa"/>
-                    <w:end w:w="120" w:type="dxa"/>
-                  </w:tcMar>
-                </w:tcPr>
-                <w:p>
-                  <w:pPr>
-                    <w:pStyle w:val="BoxHead"/>
-                    <w:spacing w:before="0" w:after="60"/>
-                  </w:pPr>
-                  <w:r>
-                    <w:t>The three paediatric constants</w:t>
-                  </w:r>
-                </w:p>
-                <w:p>
-                  <w:pPr>
-                    <w:pStyle w:val="BoxBody"/>
-                    <w:spacing w:before="20" w:after="40"/>
-                    <w:ind w:start="181" w:hanging="181"/>
-                  </w:pPr>
-                  <w:r>
-                    <w:rPr>
-                      <w:rFonts w:ascii="Calibri" w:hAnsi="Calibri"/>
-                      <w:b/>
-                    </w:rPr>
-                    <w:t xml:space="preserve">▪  </w:t>
-                  </w:r>
-                  <w:r>
-                    <w:rPr>
-                      <w:b/>
-                    </w:rPr>
-                    <w:t>Warm</w:t>
-                  </w:r>
-                  <w:r>
-                    <w:t xml:space="preserve"> — warming mattress, overhead heater, warmed fluids, theatre at 24–26 °C.</w:t>
-                  </w:r>
-                </w:p>
-                <w:p>
-                  <w:pPr>
-                    <w:pStyle w:val="BoxBody"/>
-                    <w:spacing w:before="20" w:after="40"/>
-                    <w:ind w:start="181" w:hanging="181"/>
-                  </w:pPr>
-                  <w:r>
-                    <w:rPr>
-                      <w:rFonts w:ascii="Calibri" w:hAnsi="Calibri"/>
-                      <w:b/>
-                    </w:rPr>
-                    <w:t xml:space="preserve">▪  </w:t>
-                  </w:r>
-                  <w:r>
-                    <w:rPr>
-                      <w:b/>
-                    </w:rPr>
-                    <w:t>Measure</w:t>
-                  </w:r>
-                  <w:r>
-                    <w:t xml:space="preserve"> — weigh the swabs; blood volume is only about </w:t>
-                  </w:r>
-                  <w:r>
-                    <w:rPr>
-                      <w:b/>
-                    </w:rPr>
-                    <w:t>80 mL/kg</w:t>
-                  </w:r>
-                  <w:r>
-                    <w:t>.</w:t>
-                  </w:r>
-                </w:p>
-                <w:p>
-                  <w:pPr>
-                    <w:pStyle w:val="BoxBody"/>
-                    <w:spacing w:before="20" w:after="40"/>
-                    <w:ind w:start="181" w:hanging="181"/>
-                  </w:pPr>
-                  <w:r>
-                    <w:rPr>
-                      <w:rFonts w:ascii="Calibri" w:hAnsi="Calibri"/>
-                      <w:b/>
-                    </w:rPr>
-                    <w:t xml:space="preserve">▪  </w:t>
-                  </w:r>
-                  <w:r>
-                    <w:rPr>
-                      <w:b/>
-                    </w:rPr>
-                    <w:t>Miniaturise</w:t>
-                  </w:r>
-                  <w:r>
-                    <w:t xml:space="preserve"> — short fine instruments, mosquito forceps as the workhorse, 4-0 to 7-0 suture, fine vented suction.</w:t>
-                  </w:r>
-                </w:p>
-                <w:p>
-                  <w:pPr>
-                    <w:pStyle w:val="BoxBody"/>
-                    <w:spacing w:before="20" w:after="40"/>
-                    <w:ind w:start="181" w:hanging="181"/>
-                  </w:pPr>
-                  <w:r>
-                    <w:rPr>
-                      <w:rFonts w:ascii="Calibri" w:hAnsi="Calibri"/>
-                      <w:b/>
-                    </w:rPr>
-                    <w:t xml:space="preserve">▪  </w:t>
-                  </w:r>
-                  <w:r>
-                    <w:t>Quote these three in any paediatric tray answer.</w:t>
-                  </w:r>
-                </w:p>
-              </w:tc>
-            </w:tr>
-          </w:tbl>
-          <w:p/>
         </w:tc>
       </w:tr>
     </w:tbl>
+    <w:tbl>
+      <w:tblPr>
+        <w:tblW w:type="auto" w:w="0"/>
+        <w:jc w:val="center"/>
+        <w:tblLayout w:type="fixed"/>
+        <w:tblLook w:firstColumn="1" w:firstRow="1" w:lastColumn="0" w:lastRow="0" w:noHBand="0" w:noVBand="1" w:val="04A0"/>
+        <w:tblBorders>
+          <w:top w:val="single" w:sz="6" w:space="0" w:color="000000"/>
+          <w:left w:val="single" w:sz="24" w:space="0" w:color="000000"/>
+          <w:bottom w:val="single" w:sz="6" w:space="0" w:color="000000"/>
+          <w:right w:val="single" w:sz="6" w:space="0" w:color="000000"/>
+        </w:tblBorders>
+      </w:tblPr>
+      <w:tblGrid>
+        <w:gridCol w:w="10800"/>
+      </w:tblGrid>
+      <w:tr>
+        <w:tc>
+          <w:tcPr>
+            <w:tcW w:type="dxa" w:w="10800"/>
+            <w:shd w:val="clear" w:color="auto" w:fill="E4E4E4"/>
+            <w:tcMar>
+              <w:top w:w="110" w:type="dxa"/>
+              <w:start w:w="150" w:type="dxa"/>
+              <w:bottom w:w="110" w:type="dxa"/>
+              <w:end w:w="150" w:type="dxa"/>
+            </w:tcMar>
+          </w:tcPr>
+          <w:p>
+            <w:pPr>
+              <w:pStyle w:val="BoxHead"/>
+              <w:spacing w:before="0" w:after="60"/>
+            </w:pPr>
+            <w:r>
+              <w:t>The three paediatric constants</w:t>
+            </w:r>
+          </w:p>
+          <w:p>
+            <w:pPr>
+              <w:pStyle w:val="BoxBody"/>
+              <w:spacing w:before="20" w:after="40"/>
+              <w:ind w:start="204" w:hanging="204"/>
+            </w:pPr>
+            <w:r>
+              <w:rPr>
+                <w:rFonts w:ascii="Calibri" w:hAnsi="Calibri"/>
+                <w:b/>
+              </w:rPr>
+              <w:t xml:space="preserve">▪  </w:t>
+            </w:r>
+            <w:r>
+              <w:rPr>
+                <w:b/>
+              </w:rPr>
+              <w:t>Warm</w:t>
+            </w:r>
+            <w:r>
+              <w:t xml:space="preserve"> — warming mattress, overhead heater, warmed fluids, theatre at 24–26 °C.</w:t>
+            </w:r>
+          </w:p>
+          <w:p>
+            <w:pPr>
+              <w:pStyle w:val="BoxBody"/>
+              <w:spacing w:before="20" w:after="40"/>
+              <w:ind w:start="204" w:hanging="204"/>
+            </w:pPr>
+            <w:r>
+              <w:rPr>
+                <w:rFonts w:ascii="Calibri" w:hAnsi="Calibri"/>
+                <w:b/>
+              </w:rPr>
+              <w:t xml:space="preserve">▪  </w:t>
+            </w:r>
+            <w:r>
+              <w:rPr>
+                <w:b/>
+              </w:rPr>
+              <w:t>Measure</w:t>
+            </w:r>
+            <w:r>
+              <w:t xml:space="preserve"> — weigh the swabs; blood volume is only about </w:t>
+            </w:r>
+            <w:r>
+              <w:rPr>
+                <w:b/>
+              </w:rPr>
+              <w:t>80 mL/kg</w:t>
+            </w:r>
+            <w:r>
+              <w:t>.</w:t>
+            </w:r>
+          </w:p>
+          <w:p>
+            <w:pPr>
+              <w:pStyle w:val="BoxBody"/>
+              <w:spacing w:before="20" w:after="40"/>
+              <w:ind w:start="204" w:hanging="204"/>
+            </w:pPr>
+            <w:r>
+              <w:rPr>
+                <w:rFonts w:ascii="Calibri" w:hAnsi="Calibri"/>
+                <w:b/>
+              </w:rPr>
+              <w:t xml:space="preserve">▪  </w:t>
+            </w:r>
+            <w:r>
+              <w:rPr>
+                <w:b/>
+              </w:rPr>
+              <w:t>Miniaturise</w:t>
+            </w:r>
+            <w:r>
+              <w:t xml:space="preserve"> — short fine instruments, mosquito forceps as the workhorse, 4-0 to 7-0 suture, fine vented suction.</w:t>
+            </w:r>
+          </w:p>
+          <w:p>
+            <w:pPr>
+              <w:pStyle w:val="BoxBody"/>
+              <w:spacing w:before="20" w:after="40"/>
+              <w:ind w:start="204" w:hanging="204"/>
+            </w:pPr>
+            <w:r>
+              <w:rPr>
+                <w:rFonts w:ascii="Calibri" w:hAnsi="Calibri"/>
+                <w:b/>
+              </w:rPr>
+              <w:t xml:space="preserve">▪  </w:t>
+            </w:r>
+            <w:r>
+              <w:t>Quote these three in any paediatric tray answer.</w:t>
+            </w:r>
+          </w:p>
+        </w:tc>
+      </w:tr>
+    </w:tbl>
+    <w:p>
+      <w:pPr>
+        <w:spacing w:before="0" w:after="140" w:line="240" w:lineRule="auto"/>
+      </w:pPr>
+    </w:p>
     <w:p>
       <w:pPr>
         <w:pStyle w:val="Heading3"/>
@@ -5812,7 +6844,7 @@
       </w:r>
     </w:p>
     <w:p>
-      <w:bookmarkStart w:id="1079" w:name="tray_10_2"/>
+      <w:bookmarkStart w:id="1090" w:name="tray_10_2"/>
       <w:pPr>
         <w:pStyle w:val="Heading2"/>
         <w:spacing w:before="320" w:after="40"/>
@@ -5839,7 +6871,7 @@
         </w:rPr>
         <w:t>Paediatric Minor Procedures Tray</w:t>
       </w:r>
-      <w:bookmarkEnd w:id="1079"/>
+      <w:bookmarkEnd w:id="1090"/>
     </w:p>
     <w:p>
       <w:pPr>
@@ -6149,141 +7181,146 @@
               <w:t>Fig 10.2 — Small, simple and used in large numbers</w:t>
             </w:r>
           </w:p>
-          <w:tbl>
-            <w:tblPr>
-              <w:tblW w:type="auto" w:w="0"/>
-              <w:tblLayout w:type="fixed"/>
-              <w:tblLook w:firstColumn="1" w:firstRow="1" w:lastColumn="0" w:lastRow="0" w:noHBand="0" w:noVBand="1" w:val="04A0"/>
-              <w:tblBorders>
-                <w:top w:val="single" w:sz="6" w:space="0" w:color="000000"/>
-                <w:left w:val="single" w:sz="20" w:space="0" w:color="000000"/>
-                <w:bottom w:val="single" w:sz="6" w:space="0" w:color="000000"/>
-                <w:right w:val="single" w:sz="6" w:space="0" w:color="000000"/>
-              </w:tblBorders>
-            </w:tblPr>
-            <w:tblGrid>
-              <w:gridCol w:w="3685"/>
-            </w:tblGrid>
-            <w:tr>
-              <w:tc>
-                <w:tcPr>
-                  <w:tcW w:type="dxa" w:w="3685"/>
-                  <w:shd w:val="clear" w:color="auto" w:fill="F0F0F0"/>
-                  <w:tcMar>
-                    <w:top w:w="90" w:type="dxa"/>
-                    <w:start w:w="120" w:type="dxa"/>
-                    <w:bottom w:w="90" w:type="dxa"/>
-                    <w:end w:w="120" w:type="dxa"/>
-                  </w:tcMar>
-                </w:tcPr>
-                <w:p>
-                  <w:pPr>
-                    <w:pStyle w:val="BoxHead"/>
-                    <w:spacing w:before="0" w:after="60"/>
-                  </w:pPr>
-                  <w:r>
-                    <w:t>Herniotomy, not hernioplasty</w:t>
-                  </w:r>
-                </w:p>
-                <w:p>
-                  <w:pPr>
-                    <w:pStyle w:val="BoxBody"/>
-                    <w:spacing w:before="20" w:after="40"/>
-                    <w:ind w:start="181" w:hanging="181"/>
-                  </w:pPr>
-                  <w:r>
-                    <w:rPr>
-                      <w:rFonts w:ascii="Calibri" w:hAnsi="Calibri"/>
-                      <w:b/>
-                    </w:rPr>
-                    <w:t xml:space="preserve">▪  </w:t>
-                  </w:r>
-                  <w:r>
-                    <w:t xml:space="preserve">In a child the hernia is a </w:t>
-                  </w:r>
-                  <w:r>
-                    <w:rPr>
-                      <w:b/>
-                    </w:rPr>
-                    <w:t>patent processus vaginalis</w:t>
-                  </w:r>
-                  <w:r>
-                    <w:t>.</w:t>
-                  </w:r>
-                </w:p>
-                <w:p>
-                  <w:pPr>
-                    <w:pStyle w:val="BoxBody"/>
-                    <w:spacing w:before="20" w:after="40"/>
-                    <w:ind w:start="181" w:hanging="181"/>
-                  </w:pPr>
-                  <w:r>
-                    <w:rPr>
-                      <w:rFonts w:ascii="Calibri" w:hAnsi="Calibri"/>
-                      <w:b/>
-                    </w:rPr>
-                    <w:t xml:space="preserve">▪  </w:t>
-                  </w:r>
-                  <w:r>
-                    <w:t xml:space="preserve">Treatment is </w:t>
-                  </w:r>
-                  <w:r>
-                    <w:rPr>
-                      <w:b/>
-                    </w:rPr>
-                    <w:t>high ligation of the sac alone — herniotomy</w:t>
-                  </w:r>
-                  <w:r>
-                    <w:t>.</w:t>
-                  </w:r>
-                </w:p>
-                <w:p>
-                  <w:pPr>
-                    <w:pStyle w:val="BoxBody"/>
-                    <w:spacing w:before="20" w:after="40"/>
-                    <w:ind w:start="181" w:hanging="181"/>
-                  </w:pPr>
-                  <w:r>
-                    <w:rPr>
-                      <w:rFonts w:ascii="Calibri" w:hAnsi="Calibri"/>
-                      <w:b/>
-                    </w:rPr>
-                    <w:t xml:space="preserve">▪  </w:t>
-                  </w:r>
-                  <w:r>
-                    <w:rPr>
-                      <w:b/>
-                    </w:rPr>
-                    <w:t>No mesh, no canal repair</w:t>
-                  </w:r>
-                  <w:r>
-                    <w:t xml:space="preserve"> — the adult operation is quite different.</w:t>
-                  </w:r>
-                </w:p>
-                <w:p>
-                  <w:pPr>
-                    <w:pStyle w:val="BoxBody"/>
-                    <w:spacing w:before="20" w:after="40"/>
-                    <w:ind w:start="181" w:hanging="181"/>
-                  </w:pPr>
-                  <w:r>
-                    <w:rPr>
-                      <w:rFonts w:ascii="Calibri" w:hAnsi="Calibri"/>
-                      <w:b/>
-                    </w:rPr>
-                    <w:t xml:space="preserve">▪  </w:t>
-                  </w:r>
-                  <w:r>
-                    <w:t>Hence the tray needs only fine dissecting instruments and transfixion suture.</w:t>
-                  </w:r>
-                </w:p>
-              </w:tc>
-            </w:tr>
-          </w:tbl>
-          <w:p/>
         </w:tc>
       </w:tr>
     </w:tbl>
+    <w:tbl>
+      <w:tblPr>
+        <w:tblW w:type="auto" w:w="0"/>
+        <w:jc w:val="center"/>
+        <w:tblLayout w:type="fixed"/>
+        <w:tblLook w:firstColumn="1" w:firstRow="1" w:lastColumn="0" w:lastRow="0" w:noHBand="0" w:noVBand="1" w:val="04A0"/>
+        <w:tblBorders>
+          <w:top w:val="single" w:sz="6" w:space="0" w:color="000000"/>
+          <w:left w:val="single" w:sz="24" w:space="0" w:color="000000"/>
+          <w:bottom w:val="single" w:sz="6" w:space="0" w:color="000000"/>
+          <w:right w:val="single" w:sz="6" w:space="0" w:color="000000"/>
+        </w:tblBorders>
+      </w:tblPr>
+      <w:tblGrid>
+        <w:gridCol w:w="10800"/>
+      </w:tblGrid>
+      <w:tr>
+        <w:tc>
+          <w:tcPr>
+            <w:tcW w:type="dxa" w:w="10800"/>
+            <w:shd w:val="clear" w:color="auto" w:fill="E4E4E4"/>
+            <w:tcMar>
+              <w:top w:w="110" w:type="dxa"/>
+              <w:start w:w="150" w:type="dxa"/>
+              <w:bottom w:w="110" w:type="dxa"/>
+              <w:end w:w="150" w:type="dxa"/>
+            </w:tcMar>
+          </w:tcPr>
+          <w:p>
+            <w:pPr>
+              <w:pStyle w:val="BoxHead"/>
+              <w:spacing w:before="0" w:after="60"/>
+            </w:pPr>
+            <w:r>
+              <w:t>Herniotomy, not hernioplasty</w:t>
+            </w:r>
+          </w:p>
+          <w:p>
+            <w:pPr>
+              <w:pStyle w:val="BoxBody"/>
+              <w:spacing w:before="20" w:after="40"/>
+              <w:ind w:start="204" w:hanging="204"/>
+            </w:pPr>
+            <w:r>
+              <w:rPr>
+                <w:rFonts w:ascii="Calibri" w:hAnsi="Calibri"/>
+                <w:b/>
+              </w:rPr>
+              <w:t xml:space="preserve">▪  </w:t>
+            </w:r>
+            <w:r>
+              <w:t xml:space="preserve">In a child the hernia is a </w:t>
+            </w:r>
+            <w:r>
+              <w:rPr>
+                <w:b/>
+              </w:rPr>
+              <w:t>patent processus vaginalis</w:t>
+            </w:r>
+            <w:r>
+              <w:t>.</w:t>
+            </w:r>
+          </w:p>
+          <w:p>
+            <w:pPr>
+              <w:pStyle w:val="BoxBody"/>
+              <w:spacing w:before="20" w:after="40"/>
+              <w:ind w:start="204" w:hanging="204"/>
+            </w:pPr>
+            <w:r>
+              <w:rPr>
+                <w:rFonts w:ascii="Calibri" w:hAnsi="Calibri"/>
+                <w:b/>
+              </w:rPr>
+              <w:t xml:space="preserve">▪  </w:t>
+            </w:r>
+            <w:r>
+              <w:t xml:space="preserve">Treatment is </w:t>
+            </w:r>
+            <w:r>
+              <w:rPr>
+                <w:b/>
+              </w:rPr>
+              <w:t>high ligation of the sac alone — herniotomy</w:t>
+            </w:r>
+            <w:r>
+              <w:t>.</w:t>
+            </w:r>
+          </w:p>
+          <w:p>
+            <w:pPr>
+              <w:pStyle w:val="BoxBody"/>
+              <w:spacing w:before="20" w:after="40"/>
+              <w:ind w:start="204" w:hanging="204"/>
+            </w:pPr>
+            <w:r>
+              <w:rPr>
+                <w:rFonts w:ascii="Calibri" w:hAnsi="Calibri"/>
+                <w:b/>
+              </w:rPr>
+              <w:t xml:space="preserve">▪  </w:t>
+            </w:r>
+            <w:r>
+              <w:rPr>
+                <w:b/>
+              </w:rPr>
+              <w:t>No mesh, no canal repair</w:t>
+            </w:r>
+            <w:r>
+              <w:t xml:space="preserve"> — the adult operation is quite different.</w:t>
+            </w:r>
+          </w:p>
+          <w:p>
+            <w:pPr>
+              <w:pStyle w:val="BoxBody"/>
+              <w:spacing w:before="20" w:after="40"/>
+              <w:ind w:start="204" w:hanging="204"/>
+            </w:pPr>
+            <w:r>
+              <w:rPr>
+                <w:rFonts w:ascii="Calibri" w:hAnsi="Calibri"/>
+                <w:b/>
+              </w:rPr>
+              <w:t xml:space="preserve">▪  </w:t>
+            </w:r>
+            <w:r>
+              <w:t>Hence the tray needs only fine dissecting instruments and transfixion suture.</w:t>
+            </w:r>
+          </w:p>
+        </w:tc>
+      </w:tr>
+    </w:tbl>
+    <w:p>
+      <w:pPr>
+        <w:spacing w:before="0" w:after="140" w:line="240" w:lineRule="auto"/>
+      </w:pPr>
+    </w:p>
     <w:p>
       <w:pPr>
         <w:pStyle w:val="Heading3"/>
@@ -9857,7 +10894,7 @@
       </w:r>
     </w:p>
     <w:p>
-      <w:bookmarkStart w:id="1080" w:name="tray_10_3"/>
+      <w:bookmarkStart w:id="1091" w:name="tray_10_3"/>
       <w:pPr>
         <w:pStyle w:val="Heading2"/>
         <w:spacing w:before="320" w:after="40"/>
@@ -9884,7 +10921,7 @@
         </w:rPr>
         <w:t>Paediatric Gastrointestinal Procedures Tray</w:t>
       </w:r>
-      <w:bookmarkEnd w:id="1080"/>
+      <w:bookmarkEnd w:id="1091"/>
     </w:p>
     <w:p>
       <w:pPr>
@@ -10203,144 +11240,149 @@
               <w:t>Fig 10.3 — Atraumatic handling of millimetre-wide bowel</w:t>
             </w:r>
           </w:p>
-          <w:tbl>
-            <w:tblPr>
-              <w:tblW w:type="auto" w:w="0"/>
-              <w:tblLayout w:type="fixed"/>
-              <w:tblLook w:firstColumn="1" w:firstRow="1" w:lastColumn="0" w:lastRow="0" w:noHBand="0" w:noVBand="1" w:val="04A0"/>
-              <w:tblBorders>
-                <w:top w:val="single" w:sz="6" w:space="0" w:color="000000"/>
-                <w:left w:val="single" w:sz="20" w:space="0" w:color="000000"/>
-                <w:bottom w:val="single" w:sz="6" w:space="0" w:color="000000"/>
-                <w:right w:val="single" w:sz="6" w:space="0" w:color="000000"/>
-              </w:tblBorders>
-            </w:tblPr>
-            <w:tblGrid>
-              <w:gridCol w:w="3685"/>
-            </w:tblGrid>
-            <w:tr>
-              <w:tc>
-                <w:tcPr>
-                  <w:tcW w:type="dxa" w:w="3685"/>
-                  <w:shd w:val="clear" w:color="auto" w:fill="F0F0F0"/>
-                  <w:tcMar>
-                    <w:top w:w="90" w:type="dxa"/>
-                    <w:start w:w="120" w:type="dxa"/>
-                    <w:bottom w:w="90" w:type="dxa"/>
-                    <w:end w:w="120" w:type="dxa"/>
-                  </w:tcMar>
-                </w:tcPr>
-                <w:p>
-                  <w:pPr>
-                    <w:pStyle w:val="BoxHead"/>
-                    <w:spacing w:before="0" w:after="60"/>
-                  </w:pPr>
-                  <w:r>
-                    <w:t>Why hand-sewn, not stapled</w:t>
-                  </w:r>
-                </w:p>
-                <w:p>
-                  <w:pPr>
-                    <w:pStyle w:val="BoxBody"/>
-                    <w:spacing w:before="20" w:after="40"/>
-                    <w:ind w:start="181" w:hanging="181"/>
-                  </w:pPr>
-                  <w:r>
-                    <w:rPr>
-                      <w:rFonts w:ascii="Calibri" w:hAnsi="Calibri"/>
-                      <w:b/>
-                    </w:rPr>
-                    <w:t xml:space="preserve">▪  </w:t>
-                  </w:r>
-                  <w:r>
-                    <w:t xml:space="preserve">Neonatal bowel may be </w:t>
-                  </w:r>
-                  <w:r>
-                    <w:rPr>
-                      <w:b/>
-                    </w:rPr>
-                    <w:t>5–10 mm in diameter with a wall under 1 mm thick</w:t>
-                  </w:r>
-                  <w:r>
-                    <w:t>.</w:t>
-                  </w:r>
-                </w:p>
-                <w:p>
-                  <w:pPr>
-                    <w:pStyle w:val="BoxBody"/>
-                    <w:spacing w:before="20" w:after="40"/>
-                    <w:ind w:start="181" w:hanging="181"/>
-                  </w:pPr>
-                  <w:r>
-                    <w:rPr>
-                      <w:rFonts w:ascii="Calibri" w:hAnsi="Calibri"/>
-                      <w:b/>
-                    </w:rPr>
-                    <w:t xml:space="preserve">▪  </w:t>
-                  </w:r>
-                  <w:r>
-                    <w:t xml:space="preserve">Standard staplers are </w:t>
-                  </w:r>
-                  <w:r>
-                    <w:rPr>
-                      <w:b/>
-                    </w:rPr>
-                    <w:t>too large and too traumatic</w:t>
-                  </w:r>
-                  <w:r>
-                    <w:t xml:space="preserve"> and would narrow the lumen.</w:t>
-                  </w:r>
-                </w:p>
-                <w:p>
-                  <w:pPr>
-                    <w:pStyle w:val="BoxBody"/>
-                    <w:spacing w:before="20" w:after="40"/>
-                    <w:ind w:start="181" w:hanging="181"/>
-                  </w:pPr>
-                  <w:r>
-                    <w:rPr>
-                      <w:rFonts w:ascii="Calibri" w:hAnsi="Calibri"/>
-                      <w:b/>
-                    </w:rPr>
-                    <w:t xml:space="preserve">▪  </w:t>
-                  </w:r>
-                  <w:r>
-                    <w:t xml:space="preserve">So anastomoses are </w:t>
-                  </w:r>
-                  <w:r>
-                    <w:rPr>
-                      <w:b/>
-                    </w:rPr>
-                    <w:t>hand-sewn, single-layer interrupted extramucosal, with 5-0 to 7-0 suture under loupes</w:t>
-                  </w:r>
-                  <w:r>
-                    <w:t>.</w:t>
-                  </w:r>
-                </w:p>
-                <w:p>
-                  <w:pPr>
-                    <w:pStyle w:val="BoxBody"/>
-                    <w:spacing w:before="20" w:after="40"/>
-                    <w:ind w:start="181" w:hanging="181"/>
-                  </w:pPr>
-                  <w:r>
-                    <w:rPr>
-                      <w:rFonts w:ascii="Calibri" w:hAnsi="Calibri"/>
-                      <w:b/>
-                    </w:rPr>
-                    <w:t xml:space="preserve">▪  </w:t>
-                  </w:r>
-                  <w:r>
-                    <w:t>Stating this explicitly distinguishes a strong answer.</w:t>
-                  </w:r>
-                </w:p>
-              </w:tc>
-            </w:tr>
-          </w:tbl>
-          <w:p/>
         </w:tc>
       </w:tr>
     </w:tbl>
+    <w:tbl>
+      <w:tblPr>
+        <w:tblW w:type="auto" w:w="0"/>
+        <w:jc w:val="center"/>
+        <w:tblLayout w:type="fixed"/>
+        <w:tblLook w:firstColumn="1" w:firstRow="1" w:lastColumn="0" w:lastRow="0" w:noHBand="0" w:noVBand="1" w:val="04A0"/>
+        <w:tblBorders>
+          <w:top w:val="single" w:sz="6" w:space="0" w:color="000000"/>
+          <w:left w:val="single" w:sz="24" w:space="0" w:color="000000"/>
+          <w:bottom w:val="single" w:sz="6" w:space="0" w:color="000000"/>
+          <w:right w:val="single" w:sz="6" w:space="0" w:color="000000"/>
+        </w:tblBorders>
+      </w:tblPr>
+      <w:tblGrid>
+        <w:gridCol w:w="10800"/>
+      </w:tblGrid>
+      <w:tr>
+        <w:tc>
+          <w:tcPr>
+            <w:tcW w:type="dxa" w:w="10800"/>
+            <w:shd w:val="clear" w:color="auto" w:fill="E4E4E4"/>
+            <w:tcMar>
+              <w:top w:w="110" w:type="dxa"/>
+              <w:start w:w="150" w:type="dxa"/>
+              <w:bottom w:w="110" w:type="dxa"/>
+              <w:end w:w="150" w:type="dxa"/>
+            </w:tcMar>
+          </w:tcPr>
+          <w:p>
+            <w:pPr>
+              <w:pStyle w:val="BoxHead"/>
+              <w:spacing w:before="0" w:after="60"/>
+            </w:pPr>
+            <w:r>
+              <w:t>Why hand-sewn, not stapled</w:t>
+            </w:r>
+          </w:p>
+          <w:p>
+            <w:pPr>
+              <w:pStyle w:val="BoxBody"/>
+              <w:spacing w:before="20" w:after="40"/>
+              <w:ind w:start="204" w:hanging="204"/>
+            </w:pPr>
+            <w:r>
+              <w:rPr>
+                <w:rFonts w:ascii="Calibri" w:hAnsi="Calibri"/>
+                <w:b/>
+              </w:rPr>
+              <w:t xml:space="preserve">▪  </w:t>
+            </w:r>
+            <w:r>
+              <w:t xml:space="preserve">Neonatal bowel may be </w:t>
+            </w:r>
+            <w:r>
+              <w:rPr>
+                <w:b/>
+              </w:rPr>
+              <w:t>5–10 mm in diameter with a wall under 1 mm thick</w:t>
+            </w:r>
+            <w:r>
+              <w:t>.</w:t>
+            </w:r>
+          </w:p>
+          <w:p>
+            <w:pPr>
+              <w:pStyle w:val="BoxBody"/>
+              <w:spacing w:before="20" w:after="40"/>
+              <w:ind w:start="204" w:hanging="204"/>
+            </w:pPr>
+            <w:r>
+              <w:rPr>
+                <w:rFonts w:ascii="Calibri" w:hAnsi="Calibri"/>
+                <w:b/>
+              </w:rPr>
+              <w:t xml:space="preserve">▪  </w:t>
+            </w:r>
+            <w:r>
+              <w:t xml:space="preserve">Standard staplers are </w:t>
+            </w:r>
+            <w:r>
+              <w:rPr>
+                <w:b/>
+              </w:rPr>
+              <w:t>too large and too traumatic</w:t>
+            </w:r>
+            <w:r>
+              <w:t xml:space="preserve"> and would narrow the lumen.</w:t>
+            </w:r>
+          </w:p>
+          <w:p>
+            <w:pPr>
+              <w:pStyle w:val="BoxBody"/>
+              <w:spacing w:before="20" w:after="40"/>
+              <w:ind w:start="204" w:hanging="204"/>
+            </w:pPr>
+            <w:r>
+              <w:rPr>
+                <w:rFonts w:ascii="Calibri" w:hAnsi="Calibri"/>
+                <w:b/>
+              </w:rPr>
+              <w:t xml:space="preserve">▪  </w:t>
+            </w:r>
+            <w:r>
+              <w:t xml:space="preserve">So anastomoses are </w:t>
+            </w:r>
+            <w:r>
+              <w:rPr>
+                <w:b/>
+              </w:rPr>
+              <w:t>hand-sewn, single-layer interrupted extramucosal, with 5-0 to 7-0 suture under loupes</w:t>
+            </w:r>
+            <w:r>
+              <w:t>.</w:t>
+            </w:r>
+          </w:p>
+          <w:p>
+            <w:pPr>
+              <w:pStyle w:val="BoxBody"/>
+              <w:spacing w:before="20" w:after="40"/>
+              <w:ind w:start="204" w:hanging="204"/>
+            </w:pPr>
+            <w:r>
+              <w:rPr>
+                <w:rFonts w:ascii="Calibri" w:hAnsi="Calibri"/>
+                <w:b/>
+              </w:rPr>
+              <w:t xml:space="preserve">▪  </w:t>
+            </w:r>
+            <w:r>
+              <w:t>Stating this explicitly distinguishes a strong answer.</w:t>
+            </w:r>
+          </w:p>
+        </w:tc>
+      </w:tr>
+    </w:tbl>
+    <w:p>
+      <w:pPr>
+        <w:spacing w:before="0" w:after="140" w:line="240" w:lineRule="auto"/>
+      </w:pPr>
+    </w:p>
     <w:p>
       <w:pPr>
         <w:pStyle w:val="Heading3"/>

--- a/surgical-instrument-trays/notes_by_part/10_Paediatric_Trays.docx
+++ b/surgical-instrument-trays/notes_by_part/10_Paediatric_Trays.docx
@@ -1978,7 +1978,7 @@
               <w:jc w:val="left"/>
             </w:pPr>
             <w:r>
-              <w:t>Notes / rationale</w:t>
+              <w:t>Key feature / rationale</w:t>
             </w:r>
           </w:p>
         </w:tc>
@@ -2443,6 +2443,9 @@
               <w:pStyle w:val="TabCellSm"/>
               <w:jc w:val="left"/>
             </w:pPr>
+            <w:r>
+              <w:t>kept separate so tissue scissors are never blunted on suture</w:t>
+            </w:r>
           </w:p>
         </w:tc>
       </w:tr>
@@ -2746,6 +2749,9 @@
               <w:pStyle w:val="TabCellSm"/>
               <w:jc w:val="left"/>
             </w:pPr>
+            <w:r>
+              <w:t>serrated non-toothed jaws; handles tissue without puncturing it</w:t>
+            </w:r>
           </w:p>
         </w:tc>
       </w:tr>
@@ -2814,6 +2820,9 @@
               <w:pStyle w:val="TabCellSm"/>
               <w:jc w:val="left"/>
             </w:pPr>
+            <w:r>
+              <w:t>atraumatic handling of bowel, vessel and ureter</w:t>
+            </w:r>
           </w:p>
         </w:tc>
       </w:tr>
@@ -2950,6 +2959,9 @@
               <w:pStyle w:val="TabCellSm"/>
               <w:jc w:val="left"/>
             </w:pPr>
+            <w:r>
+              <w:t>grips tissue to be excised, on a reduced scale</w:t>
+            </w:r>
           </w:p>
         </w:tc>
       </w:tr>
@@ -3015,6 +3027,9 @@
               <w:pStyle w:val="TabCellSm"/>
               <w:jc w:val="left"/>
             </w:pPr>
+            <w:r>
+              <w:t>light clips that will not tear thin neonatal drapes or skin</w:t>
+            </w:r>
           </w:p>
         </w:tc>
       </w:tr>
@@ -3083,6 +3098,9 @@
               <w:pStyle w:val="TabCellSm"/>
               <w:jc w:val="left"/>
             </w:pPr>
+            <w:r>
+              <w:t>skin preparation over a small surface area</w:t>
+            </w:r>
           </w:p>
         </w:tc>
       </w:tr>
@@ -3256,6 +3274,9 @@
               <w:pStyle w:val="TabCellSm"/>
               <w:jc w:val="left"/>
             </w:pPr>
+            <w:r>
+              <w:t>secondary haemostat; the mosquito is the workhorse</w:t>
+            </w:r>
           </w:p>
         </w:tc>
       </w:tr>
@@ -3698,6 +3719,9 @@
               <w:pStyle w:val="TabCellSm"/>
               <w:jc w:val="left"/>
             </w:pPr>
+            <w:r>
+              <w:t>shallow-field retraction sized to a neonatal wound</w:t>
+            </w:r>
           </w:p>
         </w:tc>
       </w:tr>
@@ -3766,6 +3790,9 @@
               <w:pStyle w:val="TabCellSm"/>
               <w:jc w:val="left"/>
             </w:pPr>
+            <w:r>
+              <w:t>double-ended, giving two blade depths in one instrument</w:t>
+            </w:r>
           </w:p>
         </w:tc>
       </w:tr>
@@ -3976,6 +4003,9 @@
               <w:pStyle w:val="TabCellSm"/>
               <w:jc w:val="left"/>
             </w:pPr>
+            <w:r>
+              <w:t>atraumatic retraction of thin skin edges</w:t>
+            </w:r>
           </w:p>
         </w:tc>
       </w:tr>
@@ -4044,6 +4074,9 @@
               <w:pStyle w:val="TabCellSm"/>
               <w:jc w:val="left"/>
             </w:pPr>
+            <w:r>
+              <w:t>narrow curved blade for a small deep cavity</w:t>
+            </w:r>
           </w:p>
         </w:tc>
       </w:tr>
@@ -4109,6 +4142,9 @@
               <w:pStyle w:val="TabCellSm"/>
               <w:jc w:val="left"/>
             </w:pPr>
+            <w:r>
+              <w:t>directs light into the depth of the wound; theatre lights do not reach the bottom of a deep cavity</w:t>
+            </w:r>
           </w:p>
         </w:tc>
       </w:tr>
@@ -4279,6 +4315,9 @@
               <w:pStyle w:val="TabCellSm"/>
               <w:jc w:val="left"/>
             </w:pPr>
+            <w:r>
+              <w:t>sized to 4-0 to 7-0 needles; a heavy holder crushes fine needles</w:t>
+            </w:r>
           </w:p>
         </w:tc>
       </w:tr>
@@ -4489,6 +4528,9 @@
               <w:pStyle w:val="TabCellSm"/>
               <w:jc w:val="left"/>
             </w:pPr>
+            <w:r>
+              <w:t>non-absorbable monofilament for millimetre-wide vessels</w:t>
+            </w:r>
           </w:p>
         </w:tc>
       </w:tr>
@@ -4736,6 +4778,9 @@
               <w:pStyle w:val="TabCellSm"/>
               <w:jc w:val="left"/>
             </w:pPr>
+            <w:r>
+              <w:t>larger-volume suction, used with the finer vented Frazier</w:t>
+            </w:r>
           </w:p>
         </w:tc>
       </w:tr>
@@ -5100,6 +5145,9 @@
               <w:pStyle w:val="TabCellSm"/>
               <w:jc w:val="left"/>
             </w:pPr>
+            <w:r>
+              <w:t>small volumes; specimens are often tiny and must not be lost</w:t>
+            </w:r>
           </w:p>
         </w:tc>
       </w:tr>
@@ -5168,6 +5216,9 @@
               <w:pStyle w:val="TabCellSm"/>
               <w:jc w:val="left"/>
             </w:pPr>
+            <w:r>
+              <w:t>sized in French gauge to the child; adult sizes will not pass</w:t>
+            </w:r>
           </w:p>
         </w:tc>
       </w:tr>
@@ -5341,6 +5392,9 @@
               <w:pStyle w:val="TabCellSm"/>
               <w:jc w:val="left"/>
             </w:pPr>
+            <w:r>
+              <w:t>cold fluid poured into a body cavity causes rapid core cooling</w:t>
+            </w:r>
           </w:p>
         </w:tc>
       </w:tr>
@@ -5406,6 +5460,9 @@
               <w:pStyle w:val="TabCellSm"/>
               <w:jc w:val="left"/>
             </w:pPr>
+            <w:r>
+              <w:t>the single most effective measure against intraoperative hypothermia</w:t>
+            </w:r>
           </w:p>
         </w:tc>
       </w:tr>
@@ -5474,6 +5531,9 @@
               <w:pStyle w:val="TabCellSm"/>
               <w:jc w:val="left"/>
             </w:pPr>
+            <w:r>
+              <w:t>hypothermia develops within minutes and must be detected early</w:t>
+            </w:r>
           </w:p>
         </w:tc>
       </w:tr>
@@ -5820,6 +5880,9 @@
               <w:pStyle w:val="TabCellSm"/>
               <w:jc w:val="left"/>
             </w:pPr>
+            <w:r>
+              <w:t>sized airway, bag and drugs, checked before the incision</w:t>
+            </w:r>
           </w:p>
         </w:tc>
       </w:tr>
@@ -6839,9 +6902,14 @@
       </w:r>
     </w:p>
     <w:p>
-      <w:r>
-        <w:br w:type="page"/>
-      </w:r>
+      <w:pPr>
+        <w:spacing w:before="300" w:after="60" w:line="240" w:lineRule="auto"/>
+        <w:keepLines/>
+        <w:keepNext/>
+        <w:pBdr>
+          <w:bottom w:val="single" w:sz="18" w:space="1" w:color="000000"/>
+        </w:pBdr>
+      </w:pPr>
     </w:p>
     <w:p>
       <w:bookmarkStart w:id="1090" w:name="tray_10_2"/>
@@ -7429,7 +7497,7 @@
               <w:jc w:val="left"/>
             </w:pPr>
             <w:r>
-              <w:t>Notes / rationale</w:t>
+              <w:t>Key feature / rationale</w:t>
             </w:r>
           </w:p>
         </w:tc>
@@ -7539,6 +7607,9 @@
               <w:pStyle w:val="TabCellSm"/>
               <w:jc w:val="left"/>
             </w:pPr>
+            <w:r>
+              <w:t>small curved blade for a short precise incision</w:t>
+            </w:r>
           </w:p>
         </w:tc>
       </w:tr>
@@ -7746,6 +7817,9 @@
               <w:pStyle w:val="TabCellSm"/>
               <w:jc w:val="left"/>
             </w:pPr>
+            <w:r>
+              <w:t>divides tougher tissue such as the external oblique aponeurosis</w:t>
+            </w:r>
           </w:p>
         </w:tc>
       </w:tr>
@@ -7811,6 +7885,9 @@
               <w:pStyle w:val="TabCellSm"/>
               <w:jc w:val="left"/>
             </w:pPr>
+            <w:r>
+              <w:t>kept separate so tissue scissors are never blunted on suture</w:t>
+            </w:r>
           </w:p>
         </w:tc>
       </w:tr>
@@ -8120,6 +8197,9 @@
               <w:pStyle w:val="TabCellSm"/>
               <w:jc w:val="left"/>
             </w:pPr>
+            <w:r>
+              <w:t>non-toothed handling of the sac and cord structures</w:t>
+            </w:r>
           </w:p>
         </w:tc>
       </w:tr>
@@ -8256,6 +8336,9 @@
               <w:pStyle w:val="TabCellSm"/>
               <w:jc w:val="left"/>
             </w:pPr>
+            <w:r>
+              <w:t>secure a small drape without tearing infant skin</w:t>
+            </w:r>
           </w:p>
         </w:tc>
       </w:tr>
@@ -8324,6 +8407,9 @@
               <w:pStyle w:val="TabCellSm"/>
               <w:jc w:val="left"/>
             </w:pPr>
+            <w:r>
+              <w:t>skin preparation of a small field</w:t>
+            </w:r>
           </w:p>
         </w:tc>
       </w:tr>
@@ -8420,6 +8506,9 @@
               <w:pStyle w:val="TabCellSm"/>
               <w:jc w:val="left"/>
             </w:pPr>
+            <w:r>
+              <w:t>fine tip suits vessels under a millimetre across</w:t>
+            </w:r>
           </w:p>
         </w:tc>
       </w:tr>
@@ -8488,6 +8577,9 @@
               <w:pStyle w:val="TabCellSm"/>
               <w:jc w:val="left"/>
             </w:pPr>
+            <w:r>
+              <w:t>slightly larger vessels in the inguinal canal</w:t>
+            </w:r>
           </w:p>
         </w:tc>
       </w:tr>
@@ -8553,6 +8645,9 @@
               <w:pStyle w:val="TabCellSm"/>
               <w:jc w:val="left"/>
             </w:pPr>
+            <w:r>
+              <w:t>crushing grip on aponeurosis during closure</w:t>
+            </w:r>
           </w:p>
         </w:tc>
       </w:tr>
@@ -8720,6 +8815,9 @@
               <w:pStyle w:val="TabCellSm"/>
               <w:jc w:val="left"/>
             </w:pPr>
+            <w:r>
+              <w:t>hand-held right-angled blade for a short superficial incision</w:t>
+            </w:r>
           </w:p>
         </w:tc>
       </w:tr>
@@ -8785,6 +8883,9 @@
               <w:pStyle w:val="TabCellSm"/>
               <w:jc w:val="left"/>
             </w:pPr>
+            <w:r>
+              <w:t>double-ended, giving two blade depths in one instrument</w:t>
+            </w:r>
           </w:p>
         </w:tc>
       </w:tr>
@@ -8853,6 +8954,9 @@
               <w:pStyle w:val="TabCellSm"/>
               <w:jc w:val="left"/>
             </w:pPr>
+            <w:r>
+              <w:t>atraumatic retraction of thin skin edges</w:t>
+            </w:r>
           </w:p>
         </w:tc>
       </w:tr>
@@ -8918,6 +9022,9 @@
               <w:pStyle w:val="TabCellSm"/>
               <w:jc w:val="left"/>
             </w:pPr>
+            <w:r>
+              <w:t>holds the canal open, freeing the assistant's hands</w:t>
+            </w:r>
           </w:p>
         </w:tc>
       </w:tr>
@@ -9088,6 +9195,9 @@
               <w:pStyle w:val="TabCellSm"/>
               <w:jc w:val="left"/>
             </w:pPr>
+            <w:r>
+              <w:t>matched to 4-0 to 6-0 needles</w:t>
+            </w:r>
           </w:p>
         </w:tc>
       </w:tr>
@@ -9542,6 +9652,9 @@
               <w:pStyle w:val="TabCellSm"/>
               <w:jc w:val="left"/>
             </w:pPr>
+            <w:r>
+              <w:t>creates a sub-Dartos pouch and handles the 1 mm vas atraumatically</w:t>
+            </w:r>
           </w:p>
         </w:tc>
       </w:tr>
@@ -9749,6 +9862,9 @@
               <w:pStyle w:val="TabCellSm"/>
               <w:jc w:val="left"/>
             </w:pPr>
+            <w:r>
+              <w:t>sized to the child; used for drainage and bladder emptying</w:t>
+            </w:r>
           </w:p>
         </w:tc>
       </w:tr>
@@ -9913,6 +10029,9 @@
               <w:pStyle w:val="TabCellSm"/>
               <w:jc w:val="left"/>
             </w:pPr>
+            <w:r>
+              <w:t>the thumb vent limits force near the vas and testicular vessels</w:t>
+            </w:r>
           </w:p>
         </w:tc>
       </w:tr>
@@ -10052,6 +10171,9 @@
               <w:pStyle w:val="TabCellSm"/>
               <w:jc w:val="left"/>
             </w:pPr>
+            <w:r>
+              <w:t>an adult pad on a small child gives inadequate contact area and risks a burn</w:t>
+            </w:r>
           </w:p>
         </w:tc>
       </w:tr>
@@ -10120,6 +10242,9 @@
               <w:pStyle w:val="TabCellSm"/>
               <w:jc w:val="left"/>
             </w:pPr>
+            <w:r>
+              <w:t>swabs are weighed because blood volume is only about 80 mL/kg</w:t>
+            </w:r>
           </w:p>
         </w:tc>
       </w:tr>
@@ -10333,6 +10458,9 @@
               <w:pStyle w:val="TabCellSm"/>
               <w:jc w:val="left"/>
             </w:pPr>
+            <w:r>
+              <w:t>small volumes matched to a small field</w:t>
+            </w:r>
           </w:p>
         </w:tc>
       </w:tr>
@@ -10889,9 +11017,14 @@
       </w:r>
     </w:p>
     <w:p>
-      <w:r>
-        <w:br w:type="page"/>
-      </w:r>
+      <w:pPr>
+        <w:spacing w:before="300" w:after="60" w:line="240" w:lineRule="auto"/>
+        <w:keepLines/>
+        <w:keepNext/>
+        <w:pBdr>
+          <w:bottom w:val="single" w:sz="18" w:space="1" w:color="000000"/>
+        </w:pBdr>
+      </w:pPr>
     </w:p>
     <w:p>
       <w:bookmarkStart w:id="1091" w:name="tray_10_3"/>
@@ -11491,7 +11624,7 @@
               <w:jc w:val="left"/>
             </w:pPr>
             <w:r>
-              <w:t>Notes / rationale</w:t>
+              <w:t>Key feature / rationale</w:t>
             </w:r>
           </w:p>
         </w:tc>
@@ -12225,6 +12358,9 @@
               <w:pStyle w:val="TabCellSm"/>
               <w:jc w:val="left"/>
             </w:pPr>
+            <w:r>
+              <w:t>the micro holder drives 6-0 and 7-0 needles for a 5 mm anastomosis</w:t>
+            </w:r>
           </w:p>
         </w:tc>
       </w:tr>
@@ -12521,6 +12657,9 @@
               <w:pStyle w:val="TabCellSm"/>
               <w:jc w:val="left"/>
             </w:pPr>
+            <w:r>
+              <w:t>angled blades open a small bowel end or duct accurately</w:t>
+            </w:r>
           </w:p>
         </w:tc>
       </w:tr>
@@ -13132,6 +13271,9 @@
               <w:pStyle w:val="TabCellSm"/>
               <w:jc w:val="left"/>
             </w:pPr>
+            <w:r>
+              <w:t>exposes the anal canal for a pull-through anastomosis</w:t>
+            </w:r>
           </w:p>
         </w:tc>
       </w:tr>
@@ -13268,6 +13410,9 @@
               <w:pStyle w:val="TabCellSm"/>
               <w:jc w:val="left"/>
             </w:pPr>
+            <w:r>
+              <w:t>sited before incision, away from creases and the costal margin</w:t>
+            </w:r>
           </w:p>
         </w:tc>
       </w:tr>
@@ -13577,6 +13722,9 @@
               <w:pStyle w:val="TabCellSm"/>
               <w:jc w:val="left"/>
             </w:pPr>
+            <w:r>
+              <w:t>warm and moist, because exposed neonatal bowel loses heat and fluid fast</w:t>
+            </w:r>
           </w:p>
         </w:tc>
       </w:tr>
@@ -13642,6 +13790,9 @@
               <w:pStyle w:val="TabCellSm"/>
               <w:jc w:val="left"/>
             </w:pPr>
+            <w:r>
+              <w:t>kept separate from the clean suction to limit contamination</w:t>
+            </w:r>
           </w:p>
         </w:tc>
       </w:tr>
@@ -13778,6 +13929,9 @@
               <w:pStyle w:val="TabCellSm"/>
               <w:jc w:val="left"/>
             </w:pPr>
+            <w:r>
+              <w:t>prevents enteric organisms reaching the clean part of the field</w:t>
+            </w:r>
           </w:p>
         </w:tc>
       </w:tr>
@@ -13846,6 +14000,9 @@
               <w:pStyle w:val="TabCellSm"/>
               <w:jc w:val="left"/>
             </w:pPr>
+            <w:r>
+              <w:t>removes bowel organisms before the abdomen is closed</w:t>
+            </w:r>
           </w:p>
         </w:tc>
       </w:tr>
@@ -14152,6 +14309,9 @@
               <w:pStyle w:val="TabCellSm"/>
               <w:jc w:val="left"/>
             </w:pPr>
+            <w:r>
+              <w:t>an open abdomen cools a neonate within minutes</w:t>
+            </w:r>
           </w:p>
         </w:tc>
       </w:tr>
@@ -14220,6 +14380,9 @@
               <w:pStyle w:val="TabCellSm"/>
               <w:jc w:val="left"/>
             </w:pPr>
+            <w:r>
+              <w:t>every fluid is weight-calculated; a free-flowing line can overload</w:t>
+            </w:r>
           </w:p>
         </w:tc>
       </w:tr>
@@ -14433,6 +14596,9 @@
               <w:pStyle w:val="TabCellSm"/>
               <w:jc w:val="left"/>
             </w:pPr>
+            <w:r>
+              <w:t>neonates have minimal glycogen reserve and become hypoglycaemic fast</w:t>
+            </w:r>
           </w:p>
         </w:tc>
       </w:tr>
@@ -14569,6 +14735,9 @@
               <w:pStyle w:val="TabCellSm"/>
               <w:jc w:val="left"/>
             </w:pPr>
+            <w:r>
+              <w:t>the child must be moved back to intensive care still warm</w:t>
+            </w:r>
           </w:p>
         </w:tc>
       </w:tr>

--- a/surgical-instrument-trays/notes_by_part/10_Paediatric_Trays.docx
+++ b/surgical-instrument-trays/notes_by_part/10_Paediatric_Trays.docx
@@ -153,11 +153,11 @@
       </w:r>
     </w:p>
     <w:p>
-      <w:bookmarkStart w:id="1086" w:name="toc"/>
       <w:pPr>
         <w:pStyle w:val="TOCHead"/>
         <w:spacing w:before="80" w:after="40"/>
       </w:pPr>
+      <w:bookmarkStart w:id="1086" w:name="toc"/>
       <w:r>
         <w:t>Table of Contents</w:t>
       </w:r>
@@ -184,7 +184,7 @@
           <w:color w:val="444444"/>
           <w:sz w:val="17"/>
         </w:rPr>
-        <w:t>Page numbers are live fields. To fill them in: press Ctrl+A then F9 (Windows) or Cmd+A then Fn+F9 (Mac). Word will also offer to update them when the file opens.</w:t>
+        <w:t>The page numbers are live fields, shown as “—” until they are filled in.  **To update them: press Ctrl+A then F9** (on a Mac, Cmd+A then Fn+F9) — or right-click any number and choose “Update Field”. Word normally offers to do this when the file opens. Once updated, each number is also a link: Ctrl+click it to jump to that tray.</w:t>
       </w:r>
     </w:p>
     <w:tbl>
@@ -542,11 +542,11 @@
       </w:r>
     </w:p>
     <w:p>
-      <w:bookmarkStart w:id="1087" w:name="how_to_read"/>
       <w:pPr>
         <w:pStyle w:val="TOCHead"/>
         <w:spacing w:before="80" w:after="40"/>
       </w:pPr>
+      <w:bookmarkStart w:id="1087" w:name="how_to_read"/>
       <w:r>
         <w:t>How to Read These Notes</w:t>
       </w:r>
@@ -1294,12 +1294,12 @@
             </w:r>
           </w:p>
           <w:p>
-            <w:bookmarkStart w:id="1088" w:name="part_X"/>
             <w:pPr>
               <w:pStyle w:val="Heading1"/>
               <w:jc w:val="left"/>
               <w:spacing w:before="0" w:after="0"/>
             </w:pPr>
+            <w:bookmarkStart w:id="1088" w:name="part_X"/>
             <w:r>
               <w:rPr>
                 <w:rFonts w:ascii="Calibri" w:hAnsi="Calibri"/>
@@ -1397,7 +1397,6 @@
       </w:r>
     </w:p>
     <w:p>
-      <w:bookmarkStart w:id="1089" w:name="tray_10_1"/>
       <w:pPr>
         <w:pStyle w:val="Heading2"/>
         <w:spacing w:before="320" w:after="40"/>
@@ -1407,6 +1406,7 @@
           <w:bottom w:val="single" w:sz="12" w:space="3" w:color="000000"/>
         </w:pBdr>
       </w:pPr>
+      <w:bookmarkStart w:id="1089" w:name="tray_10_1"/>
       <w:r>
         <w:rPr>
           <w:rFonts w:ascii="Calibri" w:hAnsi="Calibri"/>
@@ -6912,7 +6912,6 @@
       </w:pPr>
     </w:p>
     <w:p>
-      <w:bookmarkStart w:id="1090" w:name="tray_10_2"/>
       <w:pPr>
         <w:pStyle w:val="Heading2"/>
         <w:spacing w:before="320" w:after="40"/>
@@ -6922,6 +6921,7 @@
           <w:bottom w:val="single" w:sz="12" w:space="3" w:color="000000"/>
         </w:pBdr>
       </w:pPr>
+      <w:bookmarkStart w:id="1090" w:name="tray_10_2"/>
       <w:r>
         <w:rPr>
           <w:rFonts w:ascii="Calibri" w:hAnsi="Calibri"/>
@@ -11027,7 +11027,6 @@
       </w:pPr>
     </w:p>
     <w:p>
-      <w:bookmarkStart w:id="1091" w:name="tray_10_3"/>
       <w:pPr>
         <w:pStyle w:val="Heading2"/>
         <w:spacing w:before="320" w:after="40"/>
@@ -11037,6 +11036,7 @@
           <w:bottom w:val="single" w:sz="12" w:space="3" w:color="000000"/>
         </w:pBdr>
       </w:pPr>
+      <w:bookmarkStart w:id="1091" w:name="tray_10_3"/>
       <w:r>
         <w:rPr>
           <w:rFonts w:ascii="Calibri" w:hAnsi="Calibri"/>

--- a/surgical-instrument-trays/notes_by_part/10_Paediatric_Trays.docx
+++ b/surgical-instrument-trays/notes_by_part/10_Paediatric_Trays.docx
@@ -1010,7 +1010,7 @@
               <w:rPr>
                 <w:sz w:val="19"/>
               </w:rPr>
-              <w:t>The specific facts most often awarded marks — learn these last, as revision.</w:t>
+              <w:t>The single most useful section for an MCQ paper: the specific, testable facts — named instruments, numbers, temperatures, sizes and the distinctions between similar items. Revise from these.</w:t>
             </w:r>
           </w:p>
         </w:tc>
@@ -1058,55 +1058,7 @@
               <w:rPr>
                 <w:sz w:val="19"/>
               </w:rPr>
-              <w:t>Errors that lose marks, marked with ✗.</w:t>
-            </w:r>
-          </w:p>
-        </w:tc>
-      </w:tr>
-      <w:tr>
-        <w:tc>
-          <w:tcPr>
-            <w:tcW w:type="dxa" w:w="2835"/>
-            <w:vAlign w:val="top"/>
-            <w:tcMar>
-              <w:top w:w="70" w:type="dxa"/>
-              <w:start w:w="0" w:type="dxa"/>
-              <w:bottom w:w="70" w:type="dxa"/>
-              <w:end w:w="110" w:type="dxa"/>
-            </w:tcMar>
-          </w:tcPr>
-          <w:p>
-            <w:pPr>
-              <w:pStyle w:val="TabHead"/>
-            </w:pPr>
-            <w:r>
-              <w:rPr>
-                <w:sz w:val="19"/>
-              </w:rPr>
-              <w:t>Likely examination questions</w:t>
-            </w:r>
-          </w:p>
-        </w:tc>
-        <w:tc>
-          <w:tcPr>
-            <w:tcW w:type="dxa" w:w="7965"/>
-            <w:vAlign w:val="top"/>
-            <w:tcMar>
-              <w:top w:w="70" w:type="dxa"/>
-              <w:start w:w="0" w:type="dxa"/>
-              <w:bottom w:w="70" w:type="dxa"/>
-              <w:end w:w="110" w:type="dxa"/>
-            </w:tcMar>
-          </w:tcPr>
-          <w:p>
-            <w:pPr>
-              <w:pStyle w:val="TabCell"/>
-            </w:pPr>
-            <w:r>
-              <w:rPr>
-                <w:sz w:val="19"/>
-              </w:rPr>
-              <w:t>Questions with model answers written at the length an examiner expects.</w:t>
+              <w:t>Errors that lose marks, marked with ✗ — most of them are the distractors an MCQ will offer you.</w:t>
             </w:r>
           </w:p>
         </w:tc>
@@ -6800,109 +6752,6 @@
     </w:p>
     <w:p>
       <w:pPr>
-        <w:pStyle w:val="Heading4"/>
-        <w:keepLines/>
-        <w:keepNext/>
-      </w:pPr>
-      <w:r>
-        <w:rPr>
-          <w:rFonts w:ascii="Calibri" w:hAnsi="Calibri"/>
-          <w:b/>
-        </w:rPr>
-        <w:t>Likely examination questions</w:t>
-      </w:r>
-    </w:p>
-    <w:p>
-      <w:pPr>
-        <w:spacing w:before="80" w:after="20"/>
-        <w:ind w:start="311" w:hanging="311"/>
-        <w:keepLines/>
-        <w:keepNext/>
-      </w:pPr>
-      <w:r>
-        <w:rPr>
-          <w:rFonts w:ascii="Calibri" w:hAnsi="Calibri"/>
-          <w:b/>
-          <w:sz w:val="19"/>
-        </w:rPr>
-        <w:t xml:space="preserve">Q1.  </w:t>
-      </w:r>
-      <w:r>
-        <w:rPr>
-          <w:b/>
-          <w:sz w:val="19"/>
-        </w:rPr>
-        <w:t>How does a paediatric major tray differ from an adult major tray?</w:t>
-      </w:r>
-    </w:p>
-    <w:p>
-      <w:pPr>
-        <w:pStyle w:val="QBank"/>
-        <w:spacing w:before="0" w:after="100"/>
-        <w:ind w:start="595" w:hanging="283"/>
-      </w:pPr>
-      <w:r>
-        <w:rPr>
-          <w:rFonts w:ascii="Calibri" w:hAnsi="Calibri"/>
-          <w:b/>
-        </w:rPr>
-        <w:t xml:space="preserve">A.  </w:t>
-      </w:r>
-      <w:r>
-        <w:t xml:space="preserve">It contains the same six functional groups but in short, fine, light patterns and smaller quantities: a No.15 blade on a No.3 handle instead of a No.20 on a No.4; fine 11–14 cm Metzenbaum scissors; mosquito forceps as the standard haemostat rather than Crile or Kelly; fine DeBakey and Adson forceps, small Babcock and small non-crushing intestinal clamps, small bulldogs and micro clips; Senn, small Langenbeck, narrow malleable and a Denis Browne ring or small Weitlaner self-retaining retractor with loupes and a head-light; fine 13–15 cm needle holders with 4-0 to 7-0 suture; and fine vented Frazier suction with a small graduated reservoir. Beyond instruments it requires active warming — warming mattress, overhead heater, warmed fluids and theatre at 24–26 °C — continuous temperature monitoring, bipolar diathermy at low power with a correctly sized return electrode, volumetric pumps, glucose monitoring, cross-matched blood in paediatric aliquots and </w:t>
-      </w:r>
-      <w:r>
-        <w:rPr>
-          <w:b/>
-        </w:rPr>
-        <w:t>weighing of swabs</w:t>
-      </w:r>
-      <w:r>
-        <w:t xml:space="preserve"> to measure blood loss against a circulating volume of only about 80 mL/kg.</w:t>
-      </w:r>
-    </w:p>
-    <w:p>
-      <w:pPr>
-        <w:spacing w:before="80" w:after="20"/>
-        <w:ind w:start="311" w:hanging="311"/>
-        <w:keepLines/>
-        <w:keepNext/>
-      </w:pPr>
-      <w:r>
-        <w:rPr>
-          <w:rFonts w:ascii="Calibri" w:hAnsi="Calibri"/>
-          <w:b/>
-          <w:sz w:val="19"/>
-        </w:rPr>
-        <w:t xml:space="preserve">Q2.  </w:t>
-      </w:r>
-      <w:r>
-        <w:rPr>
-          <w:b/>
-          <w:sz w:val="19"/>
-        </w:rPr>
-        <w:t>Why is blood loss measured by weighing swabs in paediatric surgery?</w:t>
-      </w:r>
-    </w:p>
-    <w:p>
-      <w:pPr>
-        <w:pStyle w:val="QBank"/>
-        <w:spacing w:before="0" w:after="100"/>
-        <w:ind w:start="595" w:hanging="283"/>
-      </w:pPr>
-      <w:r>
-        <w:rPr>
-          <w:rFonts w:ascii="Calibri" w:hAnsi="Calibri"/>
-          <w:b/>
-        </w:rPr>
-        <w:t xml:space="preserve">A.  </w:t>
-      </w:r>
-      <w:r>
-        <w:t>Because a neonate's total blood volume is only about 80 mL/kg — roughly 240 mL in a 3 kg baby — so a loss of 25–30 mL, which would be visually negligible in an adult, represents more than 10 % of the circulating volume. Visual estimation is far too imprecise, so swabs are weighed (1 g ≈ 1 mL) and suction volumes measured in small graduated reservoirs to allow accurate, timely replacement.</w:t>
-      </w:r>
-    </w:p>
-    <w:p>
-      <w:pPr>
         <w:spacing w:before="300" w:after="60" w:line="240" w:lineRule="auto"/>
         <w:keepLines/>
         <w:keepNext/>
@@ -10915,109 +10764,6 @@
     </w:p>
     <w:p>
       <w:pPr>
-        <w:pStyle w:val="Heading4"/>
-        <w:keepLines/>
-        <w:keepNext/>
-      </w:pPr>
-      <w:r>
-        <w:rPr>
-          <w:rFonts w:ascii="Calibri" w:hAnsi="Calibri"/>
-          <w:b/>
-        </w:rPr>
-        <w:t>Likely examination questions</w:t>
-      </w:r>
-    </w:p>
-    <w:p>
-      <w:pPr>
-        <w:spacing w:before="80" w:after="20"/>
-        <w:ind w:start="311" w:hanging="311"/>
-        <w:keepLines/>
-        <w:keepNext/>
-      </w:pPr>
-      <w:r>
-        <w:rPr>
-          <w:rFonts w:ascii="Calibri" w:hAnsi="Calibri"/>
-          <w:b/>
-          <w:sz w:val="19"/>
-        </w:rPr>
-        <w:t xml:space="preserve">Q1.  </w:t>
-      </w:r>
-      <w:r>
-        <w:rPr>
-          <w:b/>
-          <w:sz w:val="19"/>
-        </w:rPr>
-        <w:t>Describe the paediatric minor procedures tray.</w:t>
-      </w:r>
-    </w:p>
-    <w:p>
-      <w:pPr>
-        <w:pStyle w:val="QBank"/>
-        <w:spacing w:before="0" w:after="100"/>
-        <w:ind w:start="595" w:hanging="283"/>
-      </w:pPr>
-      <w:r>
-        <w:rPr>
-          <w:rFonts w:ascii="Calibri" w:hAnsi="Calibri"/>
-          <w:b/>
-        </w:rPr>
-        <w:t xml:space="preserve">A.  </w:t>
-      </w:r>
-      <w:r>
-        <w:t>The adult minor tray in fine short patterns: No.3 handle with No.15 blade, fine 11–13 cm Metzenbaum, iris and small Mayo scissors and peanut swabs; Adson fine toothed, fine DeBakey and dressing forceps with small Allis forceps, towel clips and sponge holders; about ten curved mosquito forceps as the principal haemostat with small Crile and Kocher clamps; Senn, small Langenbeck and Army-Navy retractors, fine skin hooks, a small Weitlaner and magnifying loupes; fine 13 cm needle holders with 4-0 to 6-0 absorbable suture and 5-0/6-0 absorbable subcuticular skin closure or tissue adhesive. Procedure-specific additions include circumcision devices (Mogen or Gomco clamp, Plastibell), fine probes for preputial adhesions, orchidopexy instruments, a nerve stimulator, grooved director and small drains. Accessory: fine vented Frazier suction, low-power bipolar diathermy with a correctly sized return electrode, counted small radio-opaque swabs with a weighing scale, warming mattress and warmed fluids, weight-calculated local anaesthetic for infiltration or a caudal block, and non-adherent dressings.</w:t>
-      </w:r>
-    </w:p>
-    <w:p>
-      <w:pPr>
-        <w:spacing w:before="80" w:after="20"/>
-        <w:ind w:start="311" w:hanging="311"/>
-        <w:keepLines/>
-        <w:keepNext/>
-      </w:pPr>
-      <w:r>
-        <w:rPr>
-          <w:rFonts w:ascii="Calibri" w:hAnsi="Calibri"/>
-          <w:b/>
-          <w:sz w:val="19"/>
-        </w:rPr>
-        <w:t xml:space="preserve">Q2.  </w:t>
-      </w:r>
-      <w:r>
-        <w:rPr>
-          <w:b/>
-          <w:sz w:val="19"/>
-        </w:rPr>
-        <w:t>How does the surgical treatment of an inguinal hernia in a child differ from that in an adult, and how does this affect the tray?</w:t>
-      </w:r>
-    </w:p>
-    <w:p>
-      <w:pPr>
-        <w:pStyle w:val="QBank"/>
-        <w:spacing w:before="0" w:after="100"/>
-        <w:ind w:start="595" w:hanging="283"/>
-      </w:pPr>
-      <w:r>
-        <w:rPr>
-          <w:rFonts w:ascii="Calibri" w:hAnsi="Calibri"/>
-          <w:b/>
-        </w:rPr>
-        <w:t xml:space="preserve">A.  </w:t>
-      </w:r>
-      <w:r>
-        <w:t xml:space="preserve">In a child the hernia results from a patent processus vaginalis, so treatment is </w:t>
-      </w:r>
-      <w:r>
-        <w:rPr>
-          <w:b/>
-        </w:rPr>
-        <w:t>herniotomy — simple high ligation and division of the sac</w:t>
-      </w:r>
-      <w:r>
-        <w:t xml:space="preserve"> — without mesh or repair of the inguinal canal. The tray therefore needs only fine dissecting instruments (fine Metzenbaum scissors, peanut swabs, atraumatic non-toothed forceps and loupes to identify the 1 mm vas and testicular vessels) and fine absorbable transfixion suture, rather than the mesh, tackers and heavier instruments of an adult hernioplasty.</w:t>
-      </w:r>
-    </w:p>
-    <w:p>
-      <w:pPr>
         <w:spacing w:before="300" w:after="60" w:line="240" w:lineRule="auto"/>
         <w:keepLines/>
         <w:keepNext/>
@@ -15228,145 +14974,6 @@
       <w:pPr>
         <w:spacing w:before="0" w:after="140" w:line="240" w:lineRule="auto"/>
       </w:pPr>
-    </w:p>
-    <w:p>
-      <w:pPr>
-        <w:pStyle w:val="Heading4"/>
-        <w:keepLines/>
-        <w:keepNext/>
-      </w:pPr>
-      <w:r>
-        <w:rPr>
-          <w:rFonts w:ascii="Calibri" w:hAnsi="Calibri"/>
-          <w:b/>
-        </w:rPr>
-        <w:t>Likely examination questions</w:t>
-      </w:r>
-    </w:p>
-    <w:p>
-      <w:pPr>
-        <w:spacing w:before="80" w:after="20"/>
-        <w:ind w:start="311" w:hanging="311"/>
-        <w:keepLines/>
-        <w:keepNext/>
-      </w:pPr>
-      <w:r>
-        <w:rPr>
-          <w:rFonts w:ascii="Calibri" w:hAnsi="Calibri"/>
-          <w:b/>
-          <w:sz w:val="19"/>
-        </w:rPr>
-        <w:t xml:space="preserve">Q1.  </w:t>
-      </w:r>
-      <w:r>
-        <w:rPr>
-          <w:b/>
-          <w:sz w:val="19"/>
-        </w:rPr>
-        <w:t>Describe the paediatric gastrointestinal procedures tray.</w:t>
-      </w:r>
-    </w:p>
-    <w:p>
-      <w:pPr>
-        <w:pStyle w:val="QBank"/>
-        <w:spacing w:before="0" w:after="100"/>
-        <w:ind w:start="595" w:hanging="283"/>
-      </w:pPr>
-      <w:r>
-        <w:rPr>
-          <w:rFonts w:ascii="Calibri" w:hAnsi="Calibri"/>
-          <w:b/>
-        </w:rPr>
-        <w:t xml:space="preserve">A.  </w:t>
-      </w:r>
-      <w:r>
-        <w:t xml:space="preserve">A complete paediatric major tray plus: </w:t>
-      </w:r>
-      <w:r>
-        <w:rPr>
-          <w:b/>
-        </w:rPr>
-        <w:t>bowel clamps</w:t>
-      </w:r>
-      <w:r>
-        <w:t xml:space="preserve"> — small fine non-crushing Doyen-type clamps and rubber-shod fine clamps for retained bowel, small crushing clamps for the specimen side, small Babcock and fine DeBakey forceps, fine right-angled forceps and soft slings; </w:t>
-      </w:r>
-      <w:r>
-        <w:rPr>
-          <w:b/>
-        </w:rPr>
-        <w:t>anastomosis</w:t>
-      </w:r>
-      <w:r>
-        <w:t xml:space="preserve"> — fine and micro needle holders with 5-0 to 7-0 absorbable suture on fine round-bodied needles for a single-layer interrupted extramucosal anastomosis, stay sutures, loupes or the microscope, fine curved and Potts scissors, small sizing bougies, size-appropriate staplers only if suitable, and fibrin sealant; </w:t>
-      </w:r>
-      <w:r>
-        <w:rPr>
-          <w:b/>
-        </w:rPr>
-        <w:t>procedure-specific</w:t>
-      </w:r>
-      <w:r>
-        <w:t xml:space="preserve"> — Benson pyloromyotomy spreader with a pyloric blade, Noblett suction rectal biopsy instrument, separately labelled pots for levelling biopsies with frozen section, small graded anal and Hegar dilators, a silo bag, paediatric stoma appliances and contrast with an image intensifier; </w:t>
-      </w:r>
-      <w:r>
-        <w:rPr>
-          <w:b/>
-        </w:rPr>
-        <w:t>contamination control</w:t>
-      </w:r>
-      <w:r>
-        <w:t xml:space="preserve"> — a separate 'dirty' bowel set, isolation packs, dedicated suction, separate receivers, glove change and culture swabs; and </w:t>
-      </w:r>
-      <w:r>
-        <w:rPr>
-          <w:b/>
-        </w:rPr>
-        <w:t>physiological support</w:t>
-      </w:r>
-      <w:r>
-        <w:t xml:space="preserve"> — nasogastric decompression, active warming with warmed fluids and theatre at 24–26 °C, core temperature monitoring, volumetric pumps, cross-matched blood in paediatric aliquots, counted swabs with a weighing scale, glucose monitoring and central access for parenteral nutrition.</w:t>
-      </w:r>
-    </w:p>
-    <w:p>
-      <w:pPr>
-        <w:spacing w:before="80" w:after="20"/>
-        <w:ind w:start="311" w:hanging="311"/>
-        <w:keepLines/>
-        <w:keepNext/>
-      </w:pPr>
-      <w:r>
-        <w:rPr>
-          <w:rFonts w:ascii="Calibri" w:hAnsi="Calibri"/>
-          <w:b/>
-          <w:sz w:val="19"/>
-        </w:rPr>
-        <w:t xml:space="preserve">Q2.  </w:t>
-      </w:r>
-      <w:r>
-        <w:rPr>
-          <w:b/>
-          <w:sz w:val="19"/>
-        </w:rPr>
-        <w:t>Why are neonatal bowel anastomoses hand-sewn rather than stapled?</w:t>
-      </w:r>
-    </w:p>
-    <w:p>
-      <w:pPr>
-        <w:pStyle w:val="QBank"/>
-        <w:spacing w:before="0" w:after="100"/>
-        <w:ind w:start="595" w:hanging="283"/>
-      </w:pPr>
-      <w:r>
-        <w:rPr>
-          <w:rFonts w:ascii="Calibri" w:hAnsi="Calibri"/>
-          <w:b/>
-        </w:rPr>
-        <w:t xml:space="preserve">A.  </w:t>
-      </w:r>
-      <w:r>
-        <w:t>Neonatal bowel may be only 5–10 mm in diameter with a wall less than a millimetre thick. Standard stapling devices are too bulky to introduce, would crush a disproportionate amount of tissue and would significantly narrow the lumen, risking stricture. A hand-sewn single-layer interrupted extramucosal anastomosis with 5-0 to 7-0 absorbable suture, performed under magnifying loupes, gives accurate serosa-to-serosa apposition without compromising the lumen.</w:t>
-      </w:r>
     </w:p>
     <w:sectPr>
       <w:headerReference w:type="default" r:id="rId9"/>
